--- a/lab2/ЛР№2_HTTP_Wireshark.docx
+++ b/lab2/ЛР№2_HTTP_Wireshark.docx
@@ -308,6 +308,13 @@
     </w:p>
     <w:sdt>
       <w:sdtPr>
+        <w:rPr>
+          <w:rFonts w:ascii="Times New Roman" w:eastAsia="Times New Roman" w:hAnsi="Times New Roman" w:cstheme="minorBidi"/>
+          <w:color w:val="auto"/>
+          <w:sz w:val="28"/>
+          <w:szCs w:val="22"/>
+          <w:lang w:val="en-US" w:eastAsia="en-US"/>
+        </w:rPr>
         <w:id w:val="-1468505534"/>
         <w:docPartObj>
           <w:docPartGallery w:val="Table of Contents"/>
@@ -316,13 +323,8 @@
       </w:sdtPr>
       <w:sdtEndPr>
         <w:rPr>
-          <w:rFonts w:ascii="Times New Roman" w:eastAsia="Times New Roman" w:hAnsi="Times New Roman" w:cstheme="minorBidi"/>
           <w:b/>
           <w:bCs/>
-          <w:color w:val="auto"/>
-          <w:sz w:val="28"/>
-          <w:szCs w:val="22"/>
-          <w:lang w:val="en-US" w:eastAsia="en-US"/>
         </w:rPr>
       </w:sdtEndPr>
       <w:sdtContent>
@@ -922,12 +924,16 @@
       <w:pPr>
         <w:pStyle w:val="1"/>
         <w:rPr>
+          <w:rFonts w:ascii="Times New Roman" w:hAnsi="Times New Roman" w:cs="Times New Roman"/>
+          <w:color w:val="auto"/>
           <w:lang w:val="ru-RU"/>
         </w:rPr>
       </w:pPr>
       <w:bookmarkStart w:id="0" w:name="_Toc242925641"/>
       <w:r>
         <w:rPr>
+          <w:rFonts w:ascii="Times New Roman" w:hAnsi="Times New Roman" w:cs="Times New Roman"/>
+          <w:color w:val="auto"/>
           <w:lang w:val="ru-RU"/>
         </w:rPr>
         <w:lastRenderedPageBreak/>
@@ -985,13 +991,7 @@
         <w:rPr>
           <w:lang w:val="ru-RU"/>
         </w:rPr>
-        <w:t>В раб</w:t>
-      </w:r>
-      <w:r>
-        <w:rPr>
-          <w:lang w:val="ru-RU"/>
-        </w:rPr>
-        <w:t xml:space="preserve">оте используется файл трассировки </w:t>
+        <w:t xml:space="preserve">В работе используется файл трассировки </w:t>
       </w:r>
       <w:r>
         <w:t>trace</w:t>
@@ -1034,12 +1034,16 @@
       <w:pPr>
         <w:pStyle w:val="1"/>
         <w:rPr>
+          <w:rFonts w:ascii="Times New Roman" w:hAnsi="Times New Roman" w:cs="Times New Roman"/>
+          <w:color w:val="auto"/>
           <w:lang w:val="ru-RU"/>
         </w:rPr>
       </w:pPr>
       <w:bookmarkStart w:id="1" w:name="_Toc242925642"/>
       <w:r>
         <w:rPr>
+          <w:rFonts w:ascii="Times New Roman" w:hAnsi="Times New Roman" w:cs="Times New Roman"/>
+          <w:color w:val="auto"/>
           <w:lang w:val="ru-RU"/>
         </w:rPr>
         <w:t>1 ЗАДАНИЕ</w:t>
@@ -1105,13 +1109,7 @@
         <w:rPr>
           <w:lang w:val="ru-RU"/>
         </w:rPr>
-        <w:t xml:space="preserve"> был открыт фа</w:t>
-      </w:r>
-      <w:r>
-        <w:rPr>
-          <w:lang w:val="ru-RU"/>
-        </w:rPr>
-        <w:t xml:space="preserve">йл </w:t>
+        <w:t xml:space="preserve"> был открыт файл </w:t>
       </w:r>
       <w:r>
         <w:t>trace</w:t>
@@ -1205,14 +1203,7 @@
           <w:sz w:val="24"/>
           <w:lang w:val="ru-RU"/>
         </w:rPr>
-        <w:t>Рисунок 1 — Свойства фа</w:t>
-      </w:r>
-      <w:r>
-        <w:rPr>
-          <w:sz w:val="24"/>
-          <w:lang w:val="ru-RU"/>
-        </w:rPr>
-        <w:t xml:space="preserve">йла трассировки </w:t>
+        <w:t xml:space="preserve">Рисунок 1 — Свойства файла трассировки </w:t>
       </w:r>
       <w:r>
         <w:rPr>
@@ -1315,13 +1306,7 @@
         <w:rPr>
           <w:lang w:val="ru-RU"/>
         </w:rPr>
-        <w:t>, а один ответ имеет код 3</w:t>
-      </w:r>
-      <w:r>
-        <w:rPr>
-          <w:lang w:val="ru-RU"/>
-        </w:rPr>
-        <w:t xml:space="preserve">04 </w:t>
+        <w:t xml:space="preserve">, а один ответ имеет код 304 </w:t>
       </w:r>
       <w:r>
         <w:t>Not</w:t>
@@ -1416,8 +1401,8 @@
         <w:tblLook w:val="04A0" w:firstRow="1" w:lastRow="0" w:firstColumn="1" w:lastColumn="0" w:noHBand="0" w:noVBand="1"/>
       </w:tblPr>
       <w:tblGrid>
-        <w:gridCol w:w="4844"/>
-        <w:gridCol w:w="4844"/>
+        <w:gridCol w:w="4840"/>
+        <w:gridCol w:w="4839"/>
       </w:tblGrid>
       <w:tr>
         <w:trPr>
@@ -1683,13 +1668,7 @@
               <w:rPr>
                 <w:sz w:val="24"/>
               </w:rPr>
-              <w:t xml:space="preserve">Ответы </w:t>
-            </w:r>
-            <w:r>
-              <w:rPr>
-                <w:sz w:val="24"/>
-              </w:rPr>
-              <w:t>200 OK</w:t>
+              <w:t>Ответы 200 OK</w:t>
             </w:r>
           </w:p>
         </w:tc>
@@ -1811,9 +1790,17 @@
     <w:p>
       <w:pPr>
         <w:pStyle w:val="1"/>
+        <w:rPr>
+          <w:rFonts w:ascii="Times New Roman" w:hAnsi="Times New Roman" w:cs="Times New Roman"/>
+          <w:color w:val="auto"/>
+        </w:rPr>
       </w:pPr>
       <w:bookmarkStart w:id="2" w:name="_Toc242925643"/>
       <w:r>
+        <w:rPr>
+          <w:rFonts w:ascii="Times New Roman" w:hAnsi="Times New Roman" w:cs="Times New Roman"/>
+          <w:color w:val="auto"/>
+        </w:rPr>
         <w:t>2 ЗАДАНИЕ</w:t>
       </w:r>
       <w:bookmarkEnd w:id="2"/>
@@ -1886,13 +1873,7 @@
         <w:rPr>
           <w:lang w:val="ru-RU"/>
         </w:rPr>
-        <w:t xml:space="preserve">-запросы и </w:t>
-      </w:r>
-      <w:r>
-        <w:rPr>
-          <w:lang w:val="ru-RU"/>
-        </w:rPr>
-        <w:t xml:space="preserve">ответы, входящие в состав трассировки. В списке видны запросы к нескольким ресурсам, включая </w:t>
+        <w:t xml:space="preserve">-запросы и ответы, входящие в состав трассировки. В списке видны запросы к нескольким ресурсам, включая </w:t>
       </w:r>
       <w:r>
         <w:t>HTML</w:t>
@@ -2027,13 +2008,7 @@
         <w:rPr>
           <w:lang w:val="ru-RU"/>
         </w:rPr>
-        <w:t>-запроса ра</w:t>
-      </w:r>
-      <w:r>
-        <w:rPr>
-          <w:lang w:val="ru-RU"/>
-        </w:rPr>
-        <w:t>ссмотрен запрос к ресурсу /</w:t>
+        <w:t>-запроса рассмотрен запрос к ресурсу /</w:t>
       </w:r>
       <w:r>
         <w:t>images</w:t>
@@ -2280,13 +2255,7 @@
         <w:rPr>
           <w:lang w:val="ru-RU"/>
         </w:rPr>
-        <w:t>, поэтому полученные данные интерпретируются браузером как изображ</w:t>
-      </w:r>
-      <w:r>
-        <w:rPr>
-          <w:lang w:val="ru-RU"/>
-        </w:rPr>
-        <w:t xml:space="preserve">ение </w:t>
+        <w:t xml:space="preserve">, поэтому полученные данные интерпретируются браузером как изображение </w:t>
       </w:r>
       <w:r>
         <w:t>JPEG</w:t>
@@ -2642,13 +2611,7 @@
         <w:rPr>
           <w:lang w:val="ru-RU"/>
         </w:rPr>
-        <w:t xml:space="preserve"> — перечисляет типы содержимого, </w:t>
-      </w:r>
-      <w:r>
-        <w:rPr>
-          <w:lang w:val="ru-RU"/>
-        </w:rPr>
-        <w:t>которые клиент способен принять.</w:t>
+        <w:t xml:space="preserve"> — перечисляет типы содержимого, которые клиент способен принять.</w:t>
       </w:r>
     </w:p>
     <w:p>
@@ -2767,13 +2730,7 @@
         <w:rPr>
           <w:lang w:val="ru-RU"/>
         </w:rPr>
-        <w:t xml:space="preserve"> — передаёт серверу сохран</w:t>
-      </w:r>
-      <w:r>
-        <w:rPr>
-          <w:lang w:val="ru-RU"/>
-        </w:rPr>
-        <w:t xml:space="preserve">ённые браузером </w:t>
+        <w:t xml:space="preserve"> — передаёт серверу сохранённые браузером </w:t>
       </w:r>
       <w:r>
         <w:t>cookie</w:t>
@@ -2993,13 +2950,7 @@
         <w:rPr>
           <w:lang w:val="ru-RU"/>
         </w:rPr>
-        <w:t>: в информации пакета ук</w:t>
-      </w:r>
-      <w:r>
-        <w:rPr>
-          <w:lang w:val="ru-RU"/>
-        </w:rPr>
-        <w:t xml:space="preserve">азан порт назначения 80. Это соответствует стандартному порту </w:t>
+        <w:t xml:space="preserve">: в информации пакета указан порт назначения 80. Это соответствует стандартному порту </w:t>
       </w:r>
       <w:r>
         <w:t>HTTP</w:t>
@@ -3111,13 +3062,7 @@
         <w:rPr>
           <w:lang w:val="ru-RU"/>
         </w:rPr>
-        <w:t xml:space="preserve"> описывает программное об</w:t>
-      </w:r>
-      <w:r>
-        <w:rPr>
-          <w:lang w:val="ru-RU"/>
-        </w:rPr>
-        <w:t xml:space="preserve">еспечение сервера; </w:t>
+        <w:t xml:space="preserve"> описывает программное обеспечение сервера; </w:t>
       </w:r>
       <w:r>
         <w:t>Date</w:t>
@@ -3180,25 +3125,23 @@
         <w:rPr>
           <w:lang w:val="ru-RU"/>
         </w:rPr>
-        <w:t xml:space="preserve"> является идентификатором конкретной версии ресурса и использует</w:t>
-      </w:r>
-      <w:r>
-        <w:rPr>
-          <w:lang w:val="ru-RU"/>
-        </w:rPr>
-        <w:t>ся для проверки актуальности кэшированной копии.</w:t>
+        <w:t xml:space="preserve"> является идентификатором конкретной версии ресурса и используется для проверки актуальности кэшированной копии.</w:t>
       </w:r>
     </w:p>
     <w:p>
       <w:pPr>
         <w:pStyle w:val="1"/>
         <w:rPr>
+          <w:rFonts w:ascii="Times New Roman" w:hAnsi="Times New Roman" w:cs="Times New Roman"/>
+          <w:color w:val="auto"/>
           <w:lang w:val="ru-RU"/>
         </w:rPr>
       </w:pPr>
       <w:bookmarkStart w:id="3" w:name="_Toc242925644"/>
       <w:r>
         <w:rPr>
+          <w:rFonts w:ascii="Times New Roman" w:hAnsi="Times New Roman" w:cs="Times New Roman"/>
+          <w:color w:val="auto"/>
           <w:lang w:val="ru-RU"/>
         </w:rPr>
         <w:t>3 ЗАДАНИЕ</w:t>
@@ -3300,13 +3243,7 @@
         <w:rPr>
           <w:lang w:val="ru-RU"/>
         </w:rPr>
-        <w:t xml:space="preserve">. Он передаёт </w:t>
-      </w:r>
-      <w:r>
-        <w:rPr>
-          <w:lang w:val="ru-RU"/>
-        </w:rPr>
-        <w:t>серверу время последнего изменения ранее загруженной версии ресурса и позволяет определить, требуется ли повторная передача содержимого.</w:t>
+        <w:t>. Он передаёт серверу время последнего изменения ранее загруженной версии ресурса и позволяет определить, требуется ли повторная передача содержимого.</w:t>
       </w:r>
     </w:p>
     <w:p>
@@ -3450,10 +3387,7 @@
         <w:t xml:space="preserve"> </w:t>
       </w:r>
       <w:r>
-        <w:t>M</w:t>
-      </w:r>
-      <w:r>
-        <w:t>odified</w:t>
+        <w:t>Modified</w:t>
       </w:r>
       <w:r>
         <w:rPr>
@@ -3644,12 +3578,16 @@
       <w:pPr>
         <w:pStyle w:val="1"/>
         <w:rPr>
+          <w:rFonts w:ascii="Times New Roman" w:hAnsi="Times New Roman" w:cs="Times New Roman"/>
+          <w:color w:val="auto"/>
           <w:lang w:val="ru-RU"/>
         </w:rPr>
       </w:pPr>
       <w:bookmarkStart w:id="4" w:name="_Toc242925645"/>
       <w:r>
         <w:rPr>
+          <w:rFonts w:ascii="Times New Roman" w:hAnsi="Times New Roman" w:cs="Times New Roman"/>
+          <w:color w:val="auto"/>
           <w:lang w:val="ru-RU"/>
         </w:rPr>
         <w:t>4 ЗАДАНИЕ</w:t>
@@ -3666,13 +3604,7 @@
         <w:rPr>
           <w:lang w:val="ru-RU"/>
         </w:rPr>
-        <w:t>Анализ сло</w:t>
-      </w:r>
-      <w:r>
-        <w:rPr>
-          <w:lang w:val="ru-RU"/>
-        </w:rPr>
-        <w:t>жной веб-страницы и количества запросов.</w:t>
+        <w:t>Анализ сложной веб-страницы и количества запросов.</w:t>
       </w:r>
     </w:p>
     <w:p>
@@ -3730,13 +3662,7 @@
         <w:rPr>
           <w:lang w:val="ru-RU"/>
         </w:rPr>
-        <w:t>-документа, но и множество дополнительных запросов к изображ</w:t>
-      </w:r>
-      <w:r>
-        <w:rPr>
-          <w:lang w:val="ru-RU"/>
-        </w:rPr>
-        <w:t>ениям, скриптам и другим встроенным ресурсам.</w:t>
+        <w:t>-документа, но и множество дополнительных запросов к изображениям, скриптам и другим встроенным ресурсам.</w:t>
       </w:r>
     </w:p>
     <w:p>
@@ -3894,13 +3820,7 @@
           <w:lang w:val="ru-RU"/>
         </w:rPr>
         <w:lastRenderedPageBreak/>
-        <w:t xml:space="preserve">Основная часть </w:t>
-      </w:r>
-      <w:r>
-        <w:rPr>
-          <w:lang w:val="ru-RU"/>
-        </w:rPr>
-        <w:t xml:space="preserve">запросов — 91 — относится к </w:t>
+        <w:t xml:space="preserve">Основная часть запросов — 91 — относится к </w:t>
       </w:r>
       <w:r>
         <w:t>www</w:t>
@@ -4145,13 +4065,7 @@
         <w:rPr>
           <w:lang w:val="ru-RU"/>
         </w:rPr>
-        <w:t>Полученная статистика показывает, ч</w:t>
-      </w:r>
-      <w:r>
-        <w:rPr>
-          <w:lang w:val="ru-RU"/>
-        </w:rPr>
-        <w:t xml:space="preserve">то одна веб-страница может состоять из большого количества отдельных сетевых ресурсов. Поэтому время загрузки страницы определяется не только размером основного </w:t>
+        <w:t xml:space="preserve">Полученная статистика показывает, что одна веб-страница может состоять из большого количества отдельных сетевых ресурсов. Поэтому время загрузки страницы определяется не только размером основного </w:t>
       </w:r>
       <w:r>
         <w:t>HTML</w:t>
@@ -4173,13 +4087,7 @@
         <w:rPr>
           <w:lang w:val="ru-RU"/>
         </w:rPr>
-        <w:t>Для выполн</w:t>
-      </w:r>
-      <w:r>
-        <w:rPr>
-          <w:lang w:val="ru-RU"/>
-        </w:rPr>
-        <w:t xml:space="preserve">ения дополнительной оценки производительности был исследован ресурс </w:t>
+        <w:t xml:space="preserve">Для выполнения дополнительной оценки производительности был исследован ресурс </w:t>
       </w:r>
       <w:r>
         <w:t>VK</w:t>
@@ -4260,6 +4168,10 @@
         <w:jc w:val="center"/>
       </w:pPr>
       <w:r>
+        <w:rPr>
+          <w:noProof/>
+          <w:lang w:val="ru-RU" w:eastAsia="ru-RU"/>
+        </w:rPr>
         <w:lastRenderedPageBreak/>
         <w:drawing>
           <wp:inline distT="0" distB="0" distL="0" distR="0" wp14:anchorId="1AD887B9" wp14:editId="5125FCC8">
@@ -4304,6 +4216,10 @@
         <w:jc w:val="center"/>
       </w:pPr>
       <w:r>
+        <w:rPr>
+          <w:noProof/>
+          <w:lang w:val="ru-RU" w:eastAsia="ru-RU"/>
+        </w:rPr>
         <w:drawing>
           <wp:inline distT="0" distB="0" distL="0" distR="0" wp14:anchorId="0E9B714B" wp14:editId="20801E4C">
             <wp:extent cx="6152515" cy="3893185"/>
@@ -4402,6 +4318,7 @@
         <w:rPr>
           <w:lang w:val="ru-RU"/>
         </w:rPr>
+        <w:lastRenderedPageBreak/>
         <w:t>По результатам проверки основных интернет-показателей сайта vk.ru в PageSpeed Insights получены следующие значения.</w:t>
       </w:r>
     </w:p>
@@ -4471,6 +4388,10 @@
         </w:rPr>
       </w:pPr>
       <w:r>
+        <w:rPr>
+          <w:noProof/>
+          <w:lang w:val="ru-RU" w:eastAsia="ru-RU"/>
+        </w:rPr>
         <w:drawing>
           <wp:inline distT="0" distB="0" distL="0" distR="0" wp14:anchorId="5FA05846" wp14:editId="7C7AB19B">
             <wp:extent cx="6152515" cy="3982720"/>
@@ -4573,6 +4494,7 @@
           <w:szCs w:val="22"/>
           <w:lang w:val="ru-RU"/>
         </w:rPr>
+        <w:lastRenderedPageBreak/>
         <w:t>На следующем этапе PageSpeed Insights показал следующие оценки (Рисунок 13): производительность — 59, специальные возможности — 92, рекомендации — 73, поисковая оптимизация — 91, адаптивный просмотр — 2/2.</w:t>
       </w:r>
     </w:p>
@@ -4604,13 +4526,15 @@
       <w:pPr>
         <w:pStyle w:val="1"/>
         <w:rPr>
-          <w:lang w:val="ru-RU"/>
-        </w:rPr>
-      </w:pPr>
-      <w:bookmarkStart w:id="6" w:name="_GoBack"/>
-      <w:bookmarkEnd w:id="6"/>
-      <w:r>
-        <w:rPr>
+          <w:rFonts w:ascii="Times New Roman" w:hAnsi="Times New Roman" w:cs="Times New Roman"/>
+          <w:color w:val="auto"/>
+          <w:lang w:val="ru-RU"/>
+        </w:rPr>
+      </w:pPr>
+      <w:r>
+        <w:rPr>
+          <w:rFonts w:ascii="Times New Roman" w:hAnsi="Times New Roman" w:cs="Times New Roman"/>
+          <w:color w:val="auto"/>
           <w:lang w:val="ru-RU"/>
         </w:rPr>
         <w:t>5 ЗАДАНИЕ</w:t>
@@ -4658,13 +4582,7 @@
         <w:rPr>
           <w:lang w:val="ru-RU"/>
         </w:rPr>
-        <w:t>-2 реп</w:t>
-      </w:r>
-      <w:r>
-        <w:rPr>
-          <w:lang w:val="ru-RU"/>
-        </w:rPr>
-        <w:t xml:space="preserve">озитория </w:t>
+        <w:t xml:space="preserve">-2 репозитория </w:t>
       </w:r>
       <w:r>
         <w:t>GitHub</w:t>
@@ -4673,14 +4591,7 @@
         <w:rPr>
           <w:lang w:val="ru-RU"/>
         </w:rPr>
-        <w:t xml:space="preserve"> в соответствии с требованиями задания. В настоящем документе приведены результаты анализа </w:t>
-      </w:r>
-      <w:r>
-        <w:rPr>
-          <w:lang w:val="ru-RU"/>
-        </w:rPr>
-        <w:lastRenderedPageBreak/>
-        <w:t xml:space="preserve">трассировки </w:t>
+        <w:t xml:space="preserve"> в соответствии с требованиями задания. В настоящем документе приведены результаты анализа трассировки </w:t>
       </w:r>
       <w:r>
         <w:t>trace</w:t>
@@ -4729,129 +4640,484 @@
         <w:rPr>
           <w:lang w:val="ru-RU"/>
         </w:rPr>
-        <w:t>Ссылка на репозиторий в</w:t>
-      </w:r>
-      <w:r>
-        <w:rPr>
-          <w:lang w:val="ru-RU"/>
-        </w:rPr>
-        <w:t xml:space="preserve"> предоставленных материалах отсутствует, поэтому конкретная ссылка на размещённый файл в отчёте не указывается.</w:t>
+        <w:t>Ссылка на репозиторий в предоставленных материалах отсутствует, поэтому конкретная ссылка на размещённый файл в отчёте не указывается.</w:t>
       </w:r>
     </w:p>
     <w:p>
       <w:pPr>
         <w:pStyle w:val="1"/>
         <w:rPr>
-          <w:lang w:val="ru-RU"/>
-        </w:rPr>
-      </w:pPr>
-      <w:bookmarkStart w:id="7" w:name="_Toc242925647"/>
-      <w:r>
-        <w:rPr>
+          <w:rFonts w:ascii="Times New Roman" w:hAnsi="Times New Roman" w:cs="Times New Roman"/>
+          <w:color w:val="auto"/>
+          <w:lang w:val="ru-RU"/>
+        </w:rPr>
+      </w:pPr>
+      <w:bookmarkStart w:id="6" w:name="_Toc242925647"/>
+      <w:r>
+        <w:rPr>
+          <w:rFonts w:ascii="Times New Roman" w:hAnsi="Times New Roman" w:cs="Times New Roman"/>
+          <w:color w:val="auto"/>
           <w:lang w:val="ru-RU"/>
         </w:rPr>
         <w:t>ЗАКЛЮЧЕНИЕ</w:t>
+      </w:r>
+      <w:bookmarkEnd w:id="6"/>
+    </w:p>
+    <w:p>
+      <w:pPr>
+        <w:rPr>
+          <w:lang w:val="ru-RU"/>
+        </w:rPr>
+      </w:pPr>
+      <w:r>
+        <w:rPr>
+          <w:lang w:val="ru-RU"/>
+        </w:rPr>
+        <w:t xml:space="preserve">В ходе лабораторной работы был исследован </w:t>
+      </w:r>
+      <w:r>
+        <w:t>HTTP</w:t>
+      </w:r>
+      <w:r>
+        <w:rPr>
+          <w:lang w:val="ru-RU"/>
+        </w:rPr>
+        <w:t xml:space="preserve">-трафик с помощью </w:t>
+      </w:r>
+      <w:r>
+        <w:t>Wireshark</w:t>
+      </w:r>
+      <w:r>
+        <w:rPr>
+          <w:lang w:val="ru-RU"/>
+        </w:rPr>
+        <w:t xml:space="preserve"> на основе файла </w:t>
+      </w:r>
+      <w:r>
+        <w:t>trace</w:t>
+      </w:r>
+      <w:r>
+        <w:rPr>
+          <w:lang w:val="ru-RU"/>
+        </w:rPr>
+        <w:t>-</w:t>
+      </w:r>
+      <w:r>
+        <w:t>http</w:t>
+      </w:r>
+      <w:r>
+        <w:rPr>
+          <w:lang w:val="ru-RU"/>
+        </w:rPr>
+        <w:t>.</w:t>
+      </w:r>
+      <w:r>
+        <w:t>pcap</w:t>
+      </w:r>
+      <w:r>
+        <w:rPr>
+          <w:lang w:val="ru-RU"/>
+        </w:rPr>
+        <w:t xml:space="preserve">. Были определены основные характеристики трассировки: 1398 пакетов и 1 223 530 байт данных. В </w:t>
+      </w:r>
+      <w:r>
+        <w:t>HTTP</w:t>
+      </w:r>
+      <w:r>
+        <w:rPr>
+          <w:lang w:val="ru-RU"/>
+        </w:rPr>
+        <w:t xml:space="preserve">-трафике обнаружено 98 запросов и 98 ответов; большинство ответов имеют статус 200 </w:t>
+      </w:r>
+      <w:r>
+        <w:t>OK</w:t>
+      </w:r>
+      <w:r>
+        <w:rPr>
+          <w:lang w:val="ru-RU"/>
+        </w:rPr>
+        <w:t xml:space="preserve">, а один ответ — 304 </w:t>
+      </w:r>
+      <w:r>
+        <w:t>Not</w:t>
+      </w:r>
+      <w:r>
+        <w:rPr>
+          <w:lang w:val="ru-RU"/>
+        </w:rPr>
+        <w:t xml:space="preserve"> </w:t>
+      </w:r>
+      <w:r>
+        <w:t>Modified</w:t>
+      </w:r>
+      <w:r>
+        <w:rPr>
+          <w:lang w:val="ru-RU"/>
+        </w:rPr>
+        <w:t>.</w:t>
+      </w:r>
+    </w:p>
+    <w:p>
+      <w:pPr>
+        <w:rPr>
+          <w:lang w:val="ru-RU"/>
+        </w:rPr>
+      </w:pPr>
+      <w:r>
+        <w:rPr>
+          <w:lang w:val="ru-RU"/>
+        </w:rPr>
+        <w:t xml:space="preserve">Были рассмотрены структура </w:t>
+      </w:r>
+      <w:r>
+        <w:t>GET</w:t>
+      </w:r>
+      <w:r>
+        <w:rPr>
+          <w:lang w:val="ru-RU"/>
+        </w:rPr>
+        <w:t xml:space="preserve">-запросов и ответов </w:t>
+      </w:r>
+      <w:r>
+        <w:t>HTTP</w:t>
+      </w:r>
+      <w:r>
+        <w:rPr>
+          <w:lang w:val="ru-RU"/>
+        </w:rPr>
+        <w:t xml:space="preserve">, назначение основных заголовков </w:t>
+      </w:r>
+      <w:r>
+        <w:t>Host</w:t>
+      </w:r>
+      <w:r>
+        <w:rPr>
+          <w:lang w:val="ru-RU"/>
+        </w:rPr>
+        <w:t xml:space="preserve">, </w:t>
+      </w:r>
+      <w:r>
+        <w:t>User</w:t>
+      </w:r>
+      <w:r>
+        <w:rPr>
+          <w:lang w:val="ru-RU"/>
+        </w:rPr>
+        <w:t>-</w:t>
+      </w:r>
+      <w:r>
+        <w:t>Agent</w:t>
+      </w:r>
+      <w:r>
+        <w:rPr>
+          <w:lang w:val="ru-RU"/>
+        </w:rPr>
+        <w:t xml:space="preserve">, </w:t>
+      </w:r>
+      <w:r>
+        <w:t>Accept</w:t>
+      </w:r>
+      <w:r>
+        <w:rPr>
+          <w:lang w:val="ru-RU"/>
+        </w:rPr>
+        <w:t xml:space="preserve">, </w:t>
+      </w:r>
+      <w:r>
+        <w:t>Accept</w:t>
+      </w:r>
+      <w:r>
+        <w:rPr>
+          <w:lang w:val="ru-RU"/>
+        </w:rPr>
+        <w:t>-</w:t>
+      </w:r>
+      <w:r>
+        <w:t>Encoding</w:t>
+      </w:r>
+      <w:r>
+        <w:rPr>
+          <w:lang w:val="ru-RU"/>
+        </w:rPr>
+        <w:t xml:space="preserve">, </w:t>
+      </w:r>
+      <w:r>
+        <w:t>Accept</w:t>
+      </w:r>
+      <w:r>
+        <w:rPr>
+          <w:lang w:val="ru-RU"/>
+        </w:rPr>
+        <w:t>-</w:t>
+      </w:r>
+      <w:r>
+        <w:lastRenderedPageBreak/>
+        <w:t>Language</w:t>
+      </w:r>
+      <w:r>
+        <w:rPr>
+          <w:lang w:val="ru-RU"/>
+        </w:rPr>
+        <w:t xml:space="preserve">, </w:t>
+      </w:r>
+      <w:r>
+        <w:t>Cookie</w:t>
+      </w:r>
+      <w:r>
+        <w:rPr>
+          <w:lang w:val="ru-RU"/>
+        </w:rPr>
+        <w:t xml:space="preserve">, </w:t>
+      </w:r>
+      <w:r>
+        <w:t>Cache</w:t>
+      </w:r>
+      <w:r>
+        <w:rPr>
+          <w:lang w:val="ru-RU"/>
+        </w:rPr>
+        <w:t>-</w:t>
+      </w:r>
+      <w:r>
+        <w:t>Control</w:t>
+      </w:r>
+      <w:r>
+        <w:rPr>
+          <w:lang w:val="ru-RU"/>
+        </w:rPr>
+        <w:t xml:space="preserve">, </w:t>
+      </w:r>
+      <w:r>
+        <w:t>Last</w:t>
+      </w:r>
+      <w:r>
+        <w:rPr>
+          <w:lang w:val="ru-RU"/>
+        </w:rPr>
+        <w:t>-</w:t>
+      </w:r>
+      <w:r>
+        <w:t>Modified</w:t>
+      </w:r>
+      <w:r>
+        <w:rPr>
+          <w:lang w:val="ru-RU"/>
+        </w:rPr>
+        <w:t xml:space="preserve">, </w:t>
+      </w:r>
+      <w:r>
+        <w:t>Expires</w:t>
+      </w:r>
+      <w:r>
+        <w:rPr>
+          <w:lang w:val="ru-RU"/>
+        </w:rPr>
+        <w:t xml:space="preserve"> и </w:t>
+      </w:r>
+      <w:r>
+        <w:t>ETag</w:t>
+      </w:r>
+      <w:r>
+        <w:rPr>
+          <w:lang w:val="ru-RU"/>
+        </w:rPr>
+        <w:t xml:space="preserve">. Отдельно исследован механизм кэширования с использованием заголовка </w:t>
+      </w:r>
+      <w:r>
+        <w:t>If</w:t>
+      </w:r>
+      <w:r>
+        <w:rPr>
+          <w:lang w:val="ru-RU"/>
+        </w:rPr>
+        <w:t>-</w:t>
+      </w:r>
+      <w:r>
+        <w:t>Modified</w:t>
+      </w:r>
+      <w:r>
+        <w:rPr>
+          <w:lang w:val="ru-RU"/>
+        </w:rPr>
+        <w:t>-</w:t>
+      </w:r>
+      <w:r>
+        <w:t>Since</w:t>
+      </w:r>
+      <w:r>
+        <w:rPr>
+          <w:lang w:val="ru-RU"/>
+        </w:rPr>
+        <w:t xml:space="preserve"> и ответа 304 </w:t>
+      </w:r>
+      <w:r>
+        <w:t>Not</w:t>
+      </w:r>
+      <w:r>
+        <w:rPr>
+          <w:lang w:val="ru-RU"/>
+        </w:rPr>
+        <w:t xml:space="preserve"> </w:t>
+      </w:r>
+      <w:r>
+        <w:t>Modified</w:t>
+      </w:r>
+      <w:r>
+        <w:rPr>
+          <w:lang w:val="ru-RU"/>
+        </w:rPr>
+        <w:t>.</w:t>
+      </w:r>
+    </w:p>
+    <w:p>
+      <w:pPr>
+        <w:rPr>
+          <w:lang w:val="ru-RU"/>
+        </w:rPr>
+      </w:pPr>
+      <w:r>
+        <w:rPr>
+          <w:lang w:val="ru-RU"/>
+        </w:rPr>
+        <w:t xml:space="preserve">Анализ сложной страницы показал, что загрузка веб-ресурса сопровождается большим количеством отдельных </w:t>
+      </w:r>
+      <w:r>
+        <w:t>HTTP</w:t>
+      </w:r>
+      <w:r>
+        <w:rPr>
+          <w:lang w:val="ru-RU"/>
+        </w:rPr>
+        <w:t xml:space="preserve">-запросов к различным ресурсам и серверам. Дополнительное тестирование </w:t>
+      </w:r>
+      <w:r>
+        <w:t>VK</w:t>
+      </w:r>
+      <w:r>
+        <w:rPr>
+          <w:lang w:val="ru-RU"/>
+        </w:rPr>
+        <w:t xml:space="preserve"> в </w:t>
+      </w:r>
+      <w:r>
+        <w:t>PageSpeed</w:t>
+      </w:r>
+      <w:r>
+        <w:rPr>
+          <w:lang w:val="ru-RU"/>
+        </w:rPr>
+        <w:t xml:space="preserve"> </w:t>
+      </w:r>
+      <w:r>
+        <w:t>Insights</w:t>
+      </w:r>
+      <w:r>
+        <w:rPr>
+          <w:lang w:val="ru-RU"/>
+        </w:rPr>
+        <w:t xml:space="preserve"> позволило получить показатели </w:t>
+      </w:r>
+      <w:r>
+        <w:t>LCP</w:t>
+      </w:r>
+      <w:r>
+        <w:rPr>
+          <w:lang w:val="ru-RU"/>
+        </w:rPr>
+        <w:t xml:space="preserve">, </w:t>
+      </w:r>
+      <w:r>
+        <w:t>INP</w:t>
+      </w:r>
+      <w:r>
+        <w:rPr>
+          <w:lang w:val="ru-RU"/>
+        </w:rPr>
+        <w:t xml:space="preserve">, </w:t>
+      </w:r>
+      <w:r>
+        <w:t>CLS</w:t>
+      </w:r>
+      <w:r>
+        <w:rPr>
+          <w:lang w:val="ru-RU"/>
+        </w:rPr>
+        <w:t xml:space="preserve">, </w:t>
+      </w:r>
+      <w:r>
+        <w:t>FCP</w:t>
+      </w:r>
+      <w:r>
+        <w:rPr>
+          <w:lang w:val="ru-RU"/>
+        </w:rPr>
+        <w:t xml:space="preserve"> и </w:t>
+      </w:r>
+      <w:r>
+        <w:t>TTFB</w:t>
+      </w:r>
+      <w:r>
+        <w:rPr>
+          <w:lang w:val="ru-RU"/>
+        </w:rPr>
+        <w:t xml:space="preserve">, а также оценки производительности, специальных возможностей, рекомендаций и поисковой оптимизации. Полученные результаты демонстрируют практическую ценность анализа </w:t>
+      </w:r>
+      <w:r>
+        <w:t>HTTP</w:t>
+      </w:r>
+      <w:r>
+        <w:rPr>
+          <w:lang w:val="ru-RU"/>
+        </w:rPr>
+        <w:t>-трафика и инструментов оценки производительности для веб-разработки.</w:t>
+      </w:r>
+    </w:p>
+    <w:p>
+      <w:pPr>
+        <w:pStyle w:val="1"/>
+        <w:rPr>
+          <w:rFonts w:ascii="Times New Roman" w:hAnsi="Times New Roman" w:cs="Times New Roman"/>
+          <w:color w:val="auto"/>
+          <w:lang w:val="ru-RU"/>
+        </w:rPr>
+      </w:pPr>
+      <w:bookmarkStart w:id="7" w:name="_Toc242925648"/>
+      <w:r>
+        <w:rPr>
+          <w:rFonts w:ascii="Times New Roman" w:hAnsi="Times New Roman" w:cs="Times New Roman"/>
+          <w:color w:val="auto"/>
+          <w:lang w:val="ru-RU"/>
+        </w:rPr>
+        <w:t>КОНТРОЛЬНЫЕ ВОПРОСЫ</w:t>
       </w:r>
       <w:bookmarkEnd w:id="7"/>
     </w:p>
     <w:p>
       <w:pPr>
-        <w:rPr>
-          <w:lang w:val="ru-RU"/>
-        </w:rPr>
-      </w:pPr>
-      <w:r>
-        <w:rPr>
-          <w:lang w:val="ru-RU"/>
-        </w:rPr>
-        <w:t xml:space="preserve">В ходе лабораторной работы был исследован </w:t>
-      </w:r>
-      <w:r>
+        <w:ind w:firstLine="0"/>
+        <w:rPr>
+          <w:lang w:val="ru-RU"/>
+        </w:rPr>
+      </w:pPr>
+      <w:r>
+        <w:rPr>
+          <w:b/>
+          <w:lang w:val="ru-RU"/>
+        </w:rPr>
+        <w:t xml:space="preserve">1. Что такое протокол </w:t>
+      </w:r>
+      <w:r>
+        <w:rPr>
+          <w:b/>
+        </w:rPr>
         <w:t>HTTP</w:t>
       </w:r>
       <w:r>
         <w:rPr>
-          <w:lang w:val="ru-RU"/>
-        </w:rPr>
-        <w:t xml:space="preserve">-трафик с помощью </w:t>
-      </w:r>
-      <w:r>
-        <w:t>Wireshark</w:t>
-      </w:r>
-      <w:r>
-        <w:rPr>
-          <w:lang w:val="ru-RU"/>
-        </w:rPr>
-        <w:t xml:space="preserve"> на основе файла </w:t>
-      </w:r>
-      <w:r>
-        <w:t>trace</w:t>
-      </w:r>
-      <w:r>
-        <w:rPr>
-          <w:lang w:val="ru-RU"/>
-        </w:rPr>
-        <w:t>-</w:t>
-      </w:r>
-      <w:r>
-        <w:t>http</w:t>
-      </w:r>
-      <w:r>
-        <w:rPr>
-          <w:lang w:val="ru-RU"/>
-        </w:rPr>
-        <w:t>.</w:t>
-      </w:r>
-      <w:r>
-        <w:t>pcap</w:t>
-      </w:r>
-      <w:r>
-        <w:rPr>
-          <w:lang w:val="ru-RU"/>
-        </w:rPr>
-        <w:t>. Были определены основные х</w:t>
-      </w:r>
-      <w:r>
-        <w:rPr>
-          <w:lang w:val="ru-RU"/>
-        </w:rPr>
-        <w:t xml:space="preserve">арактеристики трассировки: 1398 пакетов и 1 223 530 байт данных. В </w:t>
-      </w:r>
-      <w:r>
-        <w:t>HTTP</w:t>
-      </w:r>
-      <w:r>
-        <w:rPr>
-          <w:lang w:val="ru-RU"/>
-        </w:rPr>
-        <w:t xml:space="preserve">-трафике обнаружено 98 запросов и 98 ответов; большинство ответов имеют статус 200 </w:t>
-      </w:r>
-      <w:r>
-        <w:t>OK</w:t>
-      </w:r>
-      <w:r>
-        <w:rPr>
-          <w:lang w:val="ru-RU"/>
-        </w:rPr>
-        <w:t xml:space="preserve">, а один ответ — 304 </w:t>
-      </w:r>
-      <w:r>
-        <w:t>Not</w:t>
-      </w:r>
-      <w:r>
-        <w:rPr>
-          <w:lang w:val="ru-RU"/>
-        </w:rPr>
-        <w:t xml:space="preserve"> </w:t>
-      </w:r>
-      <w:r>
-        <w:t>Modified</w:t>
-      </w:r>
-      <w:r>
-        <w:rPr>
-          <w:lang w:val="ru-RU"/>
-        </w:rPr>
-        <w:t>.</w:t>
+          <w:b/>
+          <w:lang w:val="ru-RU"/>
+        </w:rPr>
+        <w:t xml:space="preserve"> и для чего он используется?</w:t>
       </w:r>
     </w:p>
     <w:p>
@@ -4861,346 +5127,100 @@
         </w:rPr>
       </w:pPr>
       <w:r>
-        <w:rPr>
-          <w:lang w:val="ru-RU"/>
-        </w:rPr>
-        <w:t xml:space="preserve">Были рассмотрены структура </w:t>
-      </w:r>
-      <w:r>
-        <w:t>GET</w:t>
-      </w:r>
-      <w:r>
-        <w:rPr>
-          <w:lang w:val="ru-RU"/>
-        </w:rPr>
-        <w:t xml:space="preserve">-запросов и ответов </w:t>
-      </w:r>
-      <w:r>
         <w:t>HTTP</w:t>
       </w:r>
       <w:r>
         <w:rPr>
           <w:lang w:val="ru-RU"/>
         </w:rPr>
-        <w:t>, назначени</w:t>
-      </w:r>
-      <w:r>
-        <w:rPr>
-          <w:lang w:val="ru-RU"/>
-        </w:rPr>
-        <w:t xml:space="preserve">е основных заголовков </w:t>
-      </w:r>
-      <w:r>
-        <w:t>Host</w:t>
-      </w:r>
-      <w:r>
-        <w:rPr>
-          <w:lang w:val="ru-RU"/>
-        </w:rPr>
-        <w:t xml:space="preserve">, </w:t>
-      </w:r>
-      <w:r>
-        <w:t>User</w:t>
-      </w:r>
-      <w:r>
-        <w:rPr>
-          <w:lang w:val="ru-RU"/>
-        </w:rPr>
-        <w:t>-</w:t>
-      </w:r>
-      <w:r>
-        <w:t>Agent</w:t>
-      </w:r>
-      <w:r>
-        <w:rPr>
-          <w:lang w:val="ru-RU"/>
-        </w:rPr>
-        <w:t xml:space="preserve">, </w:t>
-      </w:r>
-      <w:r>
-        <w:t>Accept</w:t>
-      </w:r>
-      <w:r>
-        <w:rPr>
-          <w:lang w:val="ru-RU"/>
-        </w:rPr>
-        <w:t xml:space="preserve">, </w:t>
-      </w:r>
-      <w:r>
-        <w:t>Accept</w:t>
-      </w:r>
-      <w:r>
-        <w:rPr>
-          <w:lang w:val="ru-RU"/>
-        </w:rPr>
-        <w:t>-</w:t>
-      </w:r>
-      <w:r>
-        <w:t>Encoding</w:t>
-      </w:r>
-      <w:r>
-        <w:rPr>
-          <w:lang w:val="ru-RU"/>
-        </w:rPr>
-        <w:t xml:space="preserve">, </w:t>
-      </w:r>
-      <w:r>
-        <w:t>Accept</w:t>
-      </w:r>
-      <w:r>
-        <w:rPr>
-          <w:lang w:val="ru-RU"/>
-        </w:rPr>
-        <w:t>-</w:t>
-      </w:r>
-      <w:r>
-        <w:t>Language</w:t>
-      </w:r>
-      <w:r>
-        <w:rPr>
-          <w:lang w:val="ru-RU"/>
-        </w:rPr>
-        <w:t xml:space="preserve">, </w:t>
-      </w:r>
-      <w:r>
-        <w:t>Cookie</w:t>
-      </w:r>
-      <w:r>
-        <w:rPr>
-          <w:lang w:val="ru-RU"/>
-        </w:rPr>
-        <w:t xml:space="preserve">, </w:t>
-      </w:r>
-      <w:r>
-        <w:t>Cache</w:t>
-      </w:r>
-      <w:r>
-        <w:rPr>
-          <w:lang w:val="ru-RU"/>
-        </w:rPr>
-        <w:t>-</w:t>
-      </w:r>
-      <w:r>
-        <w:t>Control</w:t>
-      </w:r>
-      <w:r>
-        <w:rPr>
-          <w:lang w:val="ru-RU"/>
-        </w:rPr>
-        <w:t xml:space="preserve">, </w:t>
-      </w:r>
-      <w:r>
-        <w:t>Last</w:t>
-      </w:r>
-      <w:r>
-        <w:rPr>
-          <w:lang w:val="ru-RU"/>
-        </w:rPr>
-        <w:t>-</w:t>
-      </w:r>
-      <w:r>
-        <w:t>Modified</w:t>
-      </w:r>
-      <w:r>
-        <w:rPr>
-          <w:lang w:val="ru-RU"/>
-        </w:rPr>
-        <w:t xml:space="preserve">, </w:t>
-      </w:r>
-      <w:r>
-        <w:t>Expires</w:t>
-      </w:r>
-      <w:r>
-        <w:rPr>
-          <w:lang w:val="ru-RU"/>
-        </w:rPr>
-        <w:t xml:space="preserve"> и </w:t>
-      </w:r>
-      <w:r>
-        <w:t>ETag</w:t>
-      </w:r>
-      <w:r>
-        <w:rPr>
-          <w:lang w:val="ru-RU"/>
-        </w:rPr>
-        <w:t xml:space="preserve">. Отдельно исследован механизм кэширования с использованием заголовка </w:t>
-      </w:r>
-      <w:r>
-        <w:t>If</w:t>
-      </w:r>
-      <w:r>
-        <w:rPr>
-          <w:lang w:val="ru-RU"/>
-        </w:rPr>
-        <w:t>-</w:t>
-      </w:r>
-      <w:r>
-        <w:t>Modified</w:t>
-      </w:r>
-      <w:r>
-        <w:rPr>
-          <w:lang w:val="ru-RU"/>
-        </w:rPr>
-        <w:t>-</w:t>
-      </w:r>
-      <w:r>
-        <w:t>Since</w:t>
-      </w:r>
-      <w:r>
-        <w:rPr>
-          <w:lang w:val="ru-RU"/>
-        </w:rPr>
-        <w:t xml:space="preserve"> и ответа 304 </w:t>
-      </w:r>
-      <w:r>
-        <w:t>Not</w:t>
-      </w:r>
-      <w:r>
-        <w:rPr>
-          <w:lang w:val="ru-RU"/>
-        </w:rPr>
-        <w:t xml:space="preserve"> </w:t>
-      </w:r>
-      <w:r>
-        <w:t>Modified</w:t>
-      </w:r>
-      <w:r>
-        <w:rPr>
-          <w:lang w:val="ru-RU"/>
-        </w:rPr>
-        <w:t>.</w:t>
+        <w:t xml:space="preserve"> — протокол прикладного уровня, используемый для обмена ресурсами и сообщениями между клиентом и сервером при работе с веб-ресурсами.</w:t>
       </w:r>
     </w:p>
     <w:p>
       <w:pPr>
-        <w:rPr>
-          <w:lang w:val="ru-RU"/>
-        </w:rPr>
-      </w:pPr>
-      <w:r>
-        <w:rPr>
-          <w:lang w:val="ru-RU"/>
-        </w:rPr>
-        <w:t xml:space="preserve">Анализ </w:t>
-      </w:r>
-      <w:r>
-        <w:rPr>
-          <w:lang w:val="ru-RU"/>
-        </w:rPr>
-        <w:t xml:space="preserve">сложной страницы показал, что загрузка веб-ресурса сопровождается большим количеством отдельных </w:t>
-      </w:r>
-      <w:r>
+        <w:ind w:firstLine="0"/>
+        <w:rPr>
+          <w:lang w:val="ru-RU"/>
+        </w:rPr>
+      </w:pPr>
+      <w:r>
+        <w:rPr>
+          <w:b/>
+          <w:lang w:val="ru-RU"/>
+        </w:rPr>
+        <w:t xml:space="preserve">2. Каковы основные методы </w:t>
+      </w:r>
+      <w:r>
+        <w:rPr>
+          <w:b/>
+        </w:rPr>
         <w:t>HTTP</w:t>
       </w:r>
       <w:r>
         <w:rPr>
-          <w:lang w:val="ru-RU"/>
-        </w:rPr>
-        <w:t xml:space="preserve">-запросов к различным ресурсам и серверам. Дополнительное тестирование </w:t>
-      </w:r>
-      <w:r>
-        <w:t>VK</w:t>
-      </w:r>
-      <w:r>
-        <w:rPr>
-          <w:lang w:val="ru-RU"/>
-        </w:rPr>
-        <w:t xml:space="preserve"> в </w:t>
-      </w:r>
-      <w:r>
-        <w:t>PageSpeed</w:t>
-      </w:r>
-      <w:r>
-        <w:rPr>
-          <w:lang w:val="ru-RU"/>
-        </w:rPr>
-        <w:t xml:space="preserve"> </w:t>
-      </w:r>
-      <w:r>
-        <w:t>Insights</w:t>
-      </w:r>
-      <w:r>
-        <w:rPr>
-          <w:lang w:val="ru-RU"/>
-        </w:rPr>
-        <w:t xml:space="preserve"> позволило получить показатели </w:t>
-      </w:r>
-      <w:r>
-        <w:t>LCP</w:t>
-      </w:r>
-      <w:r>
-        <w:rPr>
-          <w:lang w:val="ru-RU"/>
-        </w:rPr>
-        <w:t xml:space="preserve">, </w:t>
-      </w:r>
-      <w:r>
-        <w:t>INP</w:t>
-      </w:r>
-      <w:r>
-        <w:rPr>
-          <w:lang w:val="ru-RU"/>
-        </w:rPr>
-        <w:t xml:space="preserve">, </w:t>
-      </w:r>
-      <w:r>
-        <w:t>CLS</w:t>
-      </w:r>
-      <w:r>
-        <w:rPr>
-          <w:lang w:val="ru-RU"/>
-        </w:rPr>
-        <w:t xml:space="preserve">, </w:t>
-      </w:r>
-      <w:r>
-        <w:t>FCP</w:t>
-      </w:r>
-      <w:r>
-        <w:rPr>
-          <w:lang w:val="ru-RU"/>
-        </w:rPr>
-        <w:t xml:space="preserve"> и </w:t>
-      </w:r>
-      <w:r>
-        <w:t>TTFB</w:t>
-      </w:r>
-      <w:r>
-        <w:rPr>
-          <w:lang w:val="ru-RU"/>
-        </w:rPr>
-        <w:t xml:space="preserve">, а </w:t>
-      </w:r>
-      <w:r>
-        <w:rPr>
-          <w:lang w:val="ru-RU"/>
-        </w:rPr>
-        <w:t xml:space="preserve">также оценки производительности, специальных возможностей, рекомендаций и поисковой оптимизации. Полученные результаты демонстрируют практическую ценность анализа </w:t>
-      </w:r>
-      <w:r>
-        <w:t>HTTP</w:t>
-      </w:r>
-      <w:r>
-        <w:rPr>
-          <w:lang w:val="ru-RU"/>
-        </w:rPr>
-        <w:t>-трафика и инструментов оценки производительности для веб-разработки.</w:t>
+          <w:b/>
+          <w:lang w:val="ru-RU"/>
+        </w:rPr>
+        <w:t xml:space="preserve"> и какова их функция?</w:t>
       </w:r>
     </w:p>
     <w:p>
       <w:pPr>
-        <w:pStyle w:val="1"/>
-        <w:rPr>
-          <w:lang w:val="ru-RU"/>
-        </w:rPr>
-      </w:pPr>
-      <w:bookmarkStart w:id="8" w:name="_Toc242925648"/>
-      <w:r>
-        <w:rPr>
-          <w:lang w:val="ru-RU"/>
-        </w:rPr>
-        <w:t>КОНТРОЛЬНЫЕ ВОПРОСЫ</w:t>
-      </w:r>
-      <w:bookmarkEnd w:id="8"/>
+        <w:rPr>
+          <w:lang w:val="ru-RU"/>
+        </w:rPr>
+      </w:pPr>
+      <w:r>
+        <w:rPr>
+          <w:lang w:val="ru-RU"/>
+        </w:rPr>
+        <w:t xml:space="preserve">К основным методам относятся </w:t>
+      </w:r>
+      <w:r>
+        <w:t>GET</w:t>
+      </w:r>
+      <w:r>
+        <w:rPr>
+          <w:lang w:val="ru-RU"/>
+        </w:rPr>
+        <w:t xml:space="preserve"> для получения ресурса, </w:t>
+      </w:r>
+      <w:r>
+        <w:t>POST</w:t>
+      </w:r>
+      <w:r>
+        <w:rPr>
+          <w:lang w:val="ru-RU"/>
+        </w:rPr>
+        <w:t xml:space="preserve"> для передачи данных на сервер, </w:t>
+      </w:r>
+      <w:r>
+        <w:t>PUT</w:t>
+      </w:r>
+      <w:r>
+        <w:rPr>
+          <w:lang w:val="ru-RU"/>
+        </w:rPr>
+        <w:t xml:space="preserve"> для создания или полного обновления ресурса, </w:t>
+      </w:r>
+      <w:r>
+        <w:t>PATCH</w:t>
+      </w:r>
+      <w:r>
+        <w:rPr>
+          <w:lang w:val="ru-RU"/>
+        </w:rPr>
+        <w:t xml:space="preserve"> для частичного изменения и </w:t>
+      </w:r>
+      <w:r>
+        <w:t>DELETE</w:t>
+      </w:r>
+      <w:r>
+        <w:rPr>
+          <w:lang w:val="ru-RU"/>
+        </w:rPr>
+        <w:t xml:space="preserve"> для удаления ресурса.</w:t>
+      </w:r>
     </w:p>
     <w:p>
       <w:pPr>
@@ -5214,20 +5234,33 @@
           <w:b/>
           <w:lang w:val="ru-RU"/>
         </w:rPr>
-        <w:t xml:space="preserve">1. Что такое протокол </w:t>
+        <w:t xml:space="preserve">3. Объясните разницу между методами </w:t>
       </w:r>
       <w:r>
         <w:rPr>
           <w:b/>
         </w:rPr>
-        <w:t>HTTP</w:t>
+        <w:t>GET</w:t>
       </w:r>
       <w:r>
         <w:rPr>
           <w:b/>
           <w:lang w:val="ru-RU"/>
         </w:rPr>
-        <w:t xml:space="preserve"> и для чего он используется?</w:t>
+        <w:t xml:space="preserve"> и </w:t>
+      </w:r>
+      <w:r>
+        <w:rPr>
+          <w:b/>
+        </w:rPr>
+        <w:t>POST</w:t>
+      </w:r>
+      <w:r>
+        <w:rPr>
+          <w:b/>
+          <w:lang w:val="ru-RU"/>
+        </w:rPr>
+        <w:t>.</w:t>
       </w:r>
     </w:p>
     <w:p>
@@ -5237,14 +5270,40 @@
         </w:rPr>
       </w:pPr>
       <w:r>
-        <w:lastRenderedPageBreak/>
+        <w:t>GET</w:t>
+      </w:r>
+      <w:r>
+        <w:rPr>
+          <w:lang w:val="ru-RU"/>
+        </w:rPr>
+        <w:t xml:space="preserve"> предназначен прежде всего для получения ресурса и обычно передаёт параметры в </w:t>
+      </w:r>
+      <w:r>
+        <w:t>URL</w:t>
+      </w:r>
+      <w:r>
+        <w:rPr>
+          <w:lang w:val="ru-RU"/>
+        </w:rPr>
+        <w:t xml:space="preserve">. </w:t>
+      </w:r>
+      <w:r>
+        <w:t>POST</w:t>
+      </w:r>
+      <w:r>
+        <w:rPr>
+          <w:lang w:val="ru-RU"/>
+        </w:rPr>
+        <w:t xml:space="preserve"> используется для передачи данных в теле </w:t>
+      </w:r>
+      <w:r>
         <w:t>HTTP</w:t>
       </w:r>
       <w:r>
         <w:rPr>
           <w:lang w:val="ru-RU"/>
         </w:rPr>
-        <w:t xml:space="preserve"> — протокол прикладного уровня, используемый для обмена ресурсами и сообщениями между клиентом и сервером при работе с веб-ресурсами.</w:t>
+        <w:t>-запроса.</w:t>
       </w:r>
     </w:p>
     <w:p>
@@ -5259,7 +5318,7 @@
           <w:b/>
           <w:lang w:val="ru-RU"/>
         </w:rPr>
-        <w:t xml:space="preserve">2. Каковы основные методы </w:t>
+        <w:t xml:space="preserve">4. Что такое статус-коды </w:t>
       </w:r>
       <w:r>
         <w:rPr>
@@ -5272,7 +5331,7 @@
           <w:b/>
           <w:lang w:val="ru-RU"/>
         </w:rPr>
-        <w:t xml:space="preserve"> и какова их функция?</w:t>
+        <w:t xml:space="preserve"> и какова их роль в протоколе?</w:t>
       </w:r>
     </w:p>
     <w:p>
@@ -5285,58 +5344,16 @@
         <w:rPr>
           <w:lang w:val="ru-RU"/>
         </w:rPr>
-        <w:t>К основным</w:t>
-      </w:r>
-      <w:r>
-        <w:rPr>
-          <w:lang w:val="ru-RU"/>
-        </w:rPr>
-        <w:t xml:space="preserve"> методам относятся </w:t>
-      </w:r>
-      <w:r>
-        <w:t>GET</w:t>
-      </w:r>
-      <w:r>
-        <w:rPr>
-          <w:lang w:val="ru-RU"/>
-        </w:rPr>
-        <w:t xml:space="preserve"> для получения ресурса, </w:t>
-      </w:r>
-      <w:r>
-        <w:t>POST</w:t>
-      </w:r>
-      <w:r>
-        <w:rPr>
-          <w:lang w:val="ru-RU"/>
-        </w:rPr>
-        <w:t xml:space="preserve"> для передачи данных на сервер, </w:t>
-      </w:r>
-      <w:r>
-        <w:t>PUT</w:t>
-      </w:r>
-      <w:r>
-        <w:rPr>
-          <w:lang w:val="ru-RU"/>
-        </w:rPr>
-        <w:t xml:space="preserve"> для создания или полного обновления ресурса, </w:t>
-      </w:r>
-      <w:r>
-        <w:t>PATCH</w:t>
-      </w:r>
-      <w:r>
-        <w:rPr>
-          <w:lang w:val="ru-RU"/>
-        </w:rPr>
-        <w:t xml:space="preserve"> для частичного изменения и </w:t>
-      </w:r>
-      <w:r>
-        <w:t>DELETE</w:t>
-      </w:r>
-      <w:r>
-        <w:rPr>
-          <w:lang w:val="ru-RU"/>
-        </w:rPr>
-        <w:t xml:space="preserve"> для удаления ресурса.</w:t>
+        <w:t xml:space="preserve">Статус-код сообщает клиенту результат обработки </w:t>
+      </w:r>
+      <w:r>
+        <w:t>HTTP</w:t>
+      </w:r>
+      <w:r>
+        <w:rPr>
+          <w:lang w:val="ru-RU"/>
+        </w:rPr>
+        <w:t>-запроса сервером.</w:t>
       </w:r>
     </w:p>
     <w:p>
@@ -5351,1326 +5368,1270 @@
           <w:b/>
           <w:lang w:val="ru-RU"/>
         </w:rPr>
-        <w:t xml:space="preserve">3. Объясните разницу между методами </w:t>
+        <w:t xml:space="preserve">5. Перечислите основные статус-коды </w:t>
       </w:r>
       <w:r>
         <w:rPr>
           <w:b/>
         </w:rPr>
-        <w:t>GET</w:t>
+        <w:t>HTTP</w:t>
       </w:r>
       <w:r>
         <w:rPr>
           <w:b/>
           <w:lang w:val="ru-RU"/>
         </w:rPr>
-        <w:t xml:space="preserve"> и </w:t>
-      </w:r>
-      <w:r>
-        <w:rPr>
-          <w:b/>
-        </w:rPr>
-        <w:t>POST</w:t>
-      </w:r>
-      <w:r>
-        <w:rPr>
-          <w:b/>
-          <w:lang w:val="ru-RU"/>
-        </w:rPr>
-        <w:t>.</w:t>
+        <w:t xml:space="preserve"> и объясните их значение.</w:t>
       </w:r>
     </w:p>
     <w:p>
       <w:pPr>
-        <w:rPr>
-          <w:lang w:val="ru-RU"/>
-        </w:rPr>
-      </w:pPr>
-      <w:r>
-        <w:t>GET</w:t>
-      </w:r>
-      <w:r>
-        <w:rPr>
-          <w:lang w:val="ru-RU"/>
-        </w:rPr>
-        <w:t xml:space="preserve"> предназначе</w:t>
-      </w:r>
-      <w:r>
-        <w:rPr>
-          <w:lang w:val="ru-RU"/>
-        </w:rPr>
-        <w:t xml:space="preserve">н прежде всего для получения ресурса и обычно передаёт параметры в </w:t>
-      </w:r>
-      <w:r>
-        <w:t>URL</w:t>
-      </w:r>
-      <w:r>
-        <w:rPr>
-          <w:lang w:val="ru-RU"/>
-        </w:rPr>
-        <w:t xml:space="preserve">. </w:t>
-      </w:r>
-      <w:r>
-        <w:t>POST</w:t>
-      </w:r>
-      <w:r>
-        <w:rPr>
-          <w:lang w:val="ru-RU"/>
-        </w:rPr>
-        <w:t xml:space="preserve"> используется для передачи данных в теле </w:t>
-      </w:r>
-      <w:r>
-        <w:t>HTTP</w:t>
-      </w:r>
-      <w:r>
-        <w:rPr>
-          <w:lang w:val="ru-RU"/>
-        </w:rPr>
-        <w:t>-запроса.</w:t>
+        <w:ind w:firstLine="0"/>
+        <w:rPr>
+          <w:lang w:val="ru-RU"/>
+        </w:rPr>
+      </w:pPr>
+      <w:r>
+        <w:rPr>
+          <w:lang w:val="ru-RU"/>
+        </w:rPr>
+        <w:lastRenderedPageBreak/>
+        <w:t>1xx — информационные: запрос получен, обработка продолж</w:t>
+      </w:r>
+      <w:r>
+        <w:rPr>
+          <w:lang w:val="ru-RU"/>
+        </w:rPr>
+        <w:t>ается (например, 100 Continue).</w:t>
       </w:r>
     </w:p>
     <w:p>
       <w:pPr>
         <w:ind w:firstLine="0"/>
-        <w:rPr>
-          <w:lang w:val="ru-RU"/>
-        </w:rPr>
-      </w:pPr>
-      <w:r>
-        <w:rPr>
-          <w:b/>
-          <w:lang w:val="ru-RU"/>
-        </w:rPr>
-        <w:t xml:space="preserve">4. Что такое статус-коды </w:t>
-      </w:r>
-      <w:r>
-        <w:rPr>
-          <w:b/>
-        </w:rPr>
-        <w:t>HTTP</w:t>
-      </w:r>
-      <w:r>
-        <w:rPr>
-          <w:b/>
-          <w:lang w:val="ru-RU"/>
-        </w:rPr>
-        <w:t xml:space="preserve"> и какова их роль в протоколе?</w:t>
+      </w:pPr>
+      <w:r>
+        <w:t xml:space="preserve">2xx — </w:t>
+      </w:r>
+      <w:r>
+        <w:rPr>
+          <w:lang w:val="ru-RU"/>
+        </w:rPr>
+        <w:t>успех</w:t>
+      </w:r>
+      <w:r>
+        <w:t xml:space="preserve">: 200 OK — </w:t>
+      </w:r>
+      <w:r>
+        <w:rPr>
+          <w:lang w:val="ru-RU"/>
+        </w:rPr>
+        <w:t>успешная</w:t>
+      </w:r>
+      <w:r>
+        <w:t xml:space="preserve"> </w:t>
+      </w:r>
+      <w:r>
+        <w:rPr>
+          <w:lang w:val="ru-RU"/>
+        </w:rPr>
+        <w:t>обработка</w:t>
+      </w:r>
+      <w:r>
+        <w:t>; 201 Created; 204 No Content.</w:t>
       </w:r>
     </w:p>
     <w:p>
       <w:pPr>
-        <w:rPr>
-          <w:lang w:val="ru-RU"/>
-        </w:rPr>
-      </w:pPr>
-      <w:r>
-        <w:rPr>
-          <w:lang w:val="ru-RU"/>
-        </w:rPr>
-        <w:t xml:space="preserve">Статус-код сообщает клиенту результат обработки </w:t>
-      </w:r>
-      <w:r>
-        <w:t>HTTP</w:t>
-      </w:r>
-      <w:r>
-        <w:rPr>
-          <w:lang w:val="ru-RU"/>
-        </w:rPr>
-        <w:t>-запроса серв</w:t>
-      </w:r>
-      <w:r>
-        <w:rPr>
-          <w:lang w:val="ru-RU"/>
-        </w:rPr>
-        <w:t>ером.</w:t>
+        <w:ind w:firstLine="0"/>
+        <w:rPr>
+          <w:lang w:val="ru-RU"/>
+        </w:rPr>
+      </w:pPr>
+      <w:r>
+        <w:rPr>
+          <w:lang w:val="ru-RU"/>
+        </w:rPr>
+        <w:t>3xx — перенаправление: 301 Moved Permanently — постоянный редирект; 302 Found — временный; 304 Not Modified — ресурс не измен</w:t>
+      </w:r>
+      <w:r>
+        <w:rPr>
+          <w:lang w:val="ru-RU"/>
+        </w:rPr>
+        <w:t>ился и может быть взят из кэша.</w:t>
       </w:r>
     </w:p>
     <w:p>
       <w:pPr>
         <w:ind w:firstLine="0"/>
-        <w:rPr>
-          <w:lang w:val="ru-RU"/>
-        </w:rPr>
-      </w:pPr>
-      <w:r>
-        <w:rPr>
-          <w:b/>
-          <w:lang w:val="ru-RU"/>
-        </w:rPr>
-        <w:t xml:space="preserve">5. Перечислите основные статус-коды </w:t>
-      </w:r>
-      <w:r>
-        <w:rPr>
-          <w:b/>
-        </w:rPr>
-        <w:t>HTTP</w:t>
-      </w:r>
-      <w:r>
-        <w:rPr>
-          <w:b/>
-          <w:lang w:val="ru-RU"/>
-        </w:rPr>
-        <w:t xml:space="preserve"> и объясните их значение.</w:t>
+      </w:pPr>
+      <w:r>
+        <w:t xml:space="preserve">4xx — </w:t>
+      </w:r>
+      <w:r>
+        <w:rPr>
+          <w:lang w:val="ru-RU"/>
+        </w:rPr>
+        <w:t>ошибка</w:t>
+      </w:r>
+      <w:r>
+        <w:t xml:space="preserve"> </w:t>
+      </w:r>
+      <w:r>
+        <w:rPr>
+          <w:lang w:val="ru-RU"/>
+        </w:rPr>
+        <w:t>клиента</w:t>
+      </w:r>
+      <w:r>
+        <w:t xml:space="preserve">: 400 Bad Request — </w:t>
+      </w:r>
+      <w:r>
+        <w:rPr>
+          <w:lang w:val="ru-RU"/>
+        </w:rPr>
+        <w:t>некорректный</w:t>
+      </w:r>
+      <w:r>
+        <w:t xml:space="preserve"> </w:t>
+      </w:r>
+      <w:r>
+        <w:rPr>
+          <w:lang w:val="ru-RU"/>
+        </w:rPr>
+        <w:t>запрос</w:t>
+      </w:r>
+      <w:r>
+        <w:t xml:space="preserve">; 401 Unauthorized; 403 Forbidden; 404 Not Found — </w:t>
+      </w:r>
+      <w:r>
+        <w:rPr>
+          <w:lang w:val="ru-RU"/>
+        </w:rPr>
+        <w:t>ресурс</w:t>
+      </w:r>
+      <w:r>
+        <w:t xml:space="preserve"> </w:t>
+      </w:r>
+      <w:r>
+        <w:rPr>
+          <w:lang w:val="ru-RU"/>
+        </w:rPr>
+        <w:t>не</w:t>
+      </w:r>
+      <w:r>
+        <w:t xml:space="preserve"> </w:t>
+      </w:r>
+      <w:r>
+        <w:rPr>
+          <w:lang w:val="ru-RU"/>
+        </w:rPr>
+        <w:t>найден</w:t>
+      </w:r>
+      <w:r>
+        <w:t>; 429 Too Many Requests.</w:t>
       </w:r>
     </w:p>
     <w:p>
       <w:pPr>
-        <w:rPr>
-          <w:lang w:val="ru-RU"/>
-        </w:rPr>
-      </w:pPr>
-      <w:r>
-        <w:rPr>
-          <w:lang w:val="ru-RU"/>
-        </w:rPr>
-        <w:t xml:space="preserve">200 </w:t>
-      </w:r>
-      <w:r>
-        <w:t>OK</w:t>
-      </w:r>
-      <w:r>
-        <w:rPr>
-          <w:lang w:val="ru-RU"/>
-        </w:rPr>
-        <w:t xml:space="preserve"> — успешная обработка; 301/302 — перенаправление; 304 </w:t>
-      </w:r>
-      <w:r>
-        <w:t>Not</w:t>
-      </w:r>
-      <w:r>
-        <w:rPr>
-          <w:lang w:val="ru-RU"/>
-        </w:rPr>
+        <w:ind w:firstLine="0"/>
+      </w:pPr>
+      <w:r>
+        <w:t xml:space="preserve">5xx — </w:t>
+      </w:r>
+      <w:r>
+        <w:rPr>
+          <w:lang w:val="ru-RU"/>
+        </w:rPr>
+        <w:t>ошибка</w:t>
+      </w:r>
+      <w:r>
         <w:t xml:space="preserve"> </w:t>
       </w:r>
       <w:r>
-        <w:t>Modified</w:t>
-      </w:r>
-      <w:r>
-        <w:rPr>
-          <w:lang w:val="ru-RU"/>
-        </w:rPr>
-        <w:t xml:space="preserve"> — ресурс не изменился и может быть взят из кэша; 400 — некорректный запрос; 404 — ресурс не найден; 500 — внутр</w:t>
-      </w:r>
-      <w:r>
-        <w:rPr>
-          <w:lang w:val="ru-RU"/>
-        </w:rPr>
-        <w:t>енняя ошибка сервера.</w:t>
+        <w:rPr>
+          <w:lang w:val="ru-RU"/>
+        </w:rPr>
+        <w:t>сервера</w:t>
+      </w:r>
+      <w:r>
+        <w:t xml:space="preserve">: 500 Internal Server Error — </w:t>
+      </w:r>
+      <w:r>
+        <w:rPr>
+          <w:lang w:val="ru-RU"/>
+        </w:rPr>
+        <w:t>внутренняя</w:t>
+      </w:r>
+      <w:r>
+        <w:t xml:space="preserve"> </w:t>
+      </w:r>
+      <w:r>
+        <w:rPr>
+          <w:lang w:val="ru-RU"/>
+        </w:rPr>
+        <w:t>ошибка</w:t>
+      </w:r>
+      <w:r>
+        <w:t>; 502 Bad Gateway; 503 Service Unavailable; 504 Gateway Timeout.</w:t>
       </w:r>
     </w:p>
     <w:p>
       <w:pPr>
         <w:ind w:firstLine="0"/>
-        <w:rPr>
-          <w:lang w:val="ru-RU"/>
-        </w:rPr>
-      </w:pPr>
-      <w:r>
-        <w:rPr>
-          <w:b/>
-          <w:lang w:val="ru-RU"/>
-        </w:rPr>
-        <w:t xml:space="preserve">6. Что такое заголовки </w:t>
-      </w:r>
-      <w:r>
-        <w:rPr>
-          <w:b/>
-        </w:rPr>
-        <w:t>HTTP</w:t>
-      </w:r>
-      <w:r>
-        <w:rPr>
-          <w:b/>
-          <w:lang w:val="ru-RU"/>
-        </w:rPr>
-        <w:t xml:space="preserve"> и какую информацию они содержат?</w:t>
-      </w:r>
+      </w:pPr>
     </w:p>
     <w:p>
       <w:pPr>
-        <w:rPr>
-          <w:lang w:val="ru-RU"/>
-        </w:rPr>
-      </w:pPr>
-      <w:r>
-        <w:rPr>
-          <w:lang w:val="ru-RU"/>
-        </w:rPr>
-        <w:t xml:space="preserve">Заголовки являются дополнительными полями </w:t>
-      </w:r>
-      <w:r>
+        <w:ind w:firstLine="0"/>
+        <w:rPr>
+          <w:lang w:val="ru-RU"/>
+        </w:rPr>
+      </w:pPr>
+      <w:bookmarkStart w:id="8" w:name="_GoBack"/>
+      <w:bookmarkEnd w:id="8"/>
+      <w:r>
+        <w:rPr>
+          <w:b/>
+          <w:lang w:val="ru-RU"/>
+        </w:rPr>
+        <w:t xml:space="preserve">6. </w:t>
+      </w:r>
+      <w:r>
+        <w:rPr>
+          <w:b/>
+          <w:lang w:val="ru-RU"/>
+        </w:rPr>
+        <w:t xml:space="preserve">Что такое заголовки </w:t>
+      </w:r>
+      <w:r>
+        <w:rPr>
+          <w:b/>
+        </w:rPr>
         <w:t>HTTP</w:t>
       </w:r>
       <w:r>
         <w:rPr>
-          <w:lang w:val="ru-RU"/>
-        </w:rPr>
-        <w:t>-сообщения и содержат сведения о клиенте, сервере, содержимом, кэшировании, кодировке и других параметрах обмена.</w:t>
+          <w:b/>
+          <w:lang w:val="ru-RU"/>
+        </w:rPr>
+        <w:t xml:space="preserve"> и какую информацию они содержат?</w:t>
       </w:r>
     </w:p>
     <w:p>
       <w:pPr>
-        <w:ind w:firstLine="0"/>
-        <w:rPr>
-          <w:lang w:val="ru-RU"/>
-        </w:rPr>
-      </w:pPr>
-      <w:r>
-        <w:rPr>
-          <w:b/>
-          <w:lang w:val="ru-RU"/>
-        </w:rPr>
-        <w:t>7. Какова рол</w:t>
-      </w:r>
-      <w:r>
-        <w:rPr>
-          <w:b/>
-          <w:lang w:val="ru-RU"/>
-        </w:rPr>
-        <w:t xml:space="preserve">ь заголовка </w:t>
-      </w:r>
-      <w:r>
-        <w:rPr>
-          <w:b/>
-        </w:rPr>
-        <w:t>User</w:t>
-      </w:r>
-      <w:r>
-        <w:rPr>
-          <w:b/>
-          <w:lang w:val="ru-RU"/>
-        </w:rPr>
-        <w:t>-</w:t>
-      </w:r>
-      <w:r>
-        <w:rPr>
-          <w:b/>
-        </w:rPr>
-        <w:t>Agent</w:t>
-      </w:r>
-      <w:r>
-        <w:rPr>
-          <w:b/>
-          <w:lang w:val="ru-RU"/>
-        </w:rPr>
-        <w:t xml:space="preserve"> в </w:t>
-      </w:r>
-      <w:r>
-        <w:rPr>
-          <w:b/>
-        </w:rPr>
+        <w:rPr>
+          <w:lang w:val="ru-RU"/>
+        </w:rPr>
+      </w:pPr>
+      <w:r>
+        <w:rPr>
+          <w:lang w:val="ru-RU"/>
+        </w:rPr>
+        <w:t xml:space="preserve">Заголовки являются дополнительными полями </w:t>
+      </w:r>
+      <w:r>
         <w:t>HTTP</w:t>
       </w:r>
       <w:r>
         <w:rPr>
-          <w:b/>
-          <w:lang w:val="ru-RU"/>
-        </w:rPr>
-        <w:t>-запросах?</w:t>
+          <w:lang w:val="ru-RU"/>
+        </w:rPr>
+        <w:t>-сообщения и содержат сведения о клиенте, сервере, содержимом, кэшировании, кодировке и других параметрах обмена.</w:t>
       </w:r>
     </w:p>
     <w:p>
       <w:pPr>
-        <w:rPr>
-          <w:lang w:val="ru-RU"/>
-        </w:rPr>
-      </w:pPr>
-      <w:r>
+        <w:ind w:firstLine="0"/>
+        <w:rPr>
+          <w:lang w:val="ru-RU"/>
+        </w:rPr>
+      </w:pPr>
+      <w:r>
+        <w:rPr>
+          <w:b/>
+          <w:lang w:val="ru-RU"/>
+        </w:rPr>
+        <w:t xml:space="preserve">7. Какова роль заголовка </w:t>
+      </w:r>
+      <w:r>
+        <w:rPr>
+          <w:b/>
+        </w:rPr>
         <w:t>User</w:t>
       </w:r>
       <w:r>
         <w:rPr>
+          <w:b/>
           <w:lang w:val="ru-RU"/>
         </w:rPr>
         <w:t>-</w:t>
       </w:r>
       <w:r>
+        <w:rPr>
+          <w:b/>
+        </w:rPr>
         <w:t>Agent</w:t>
       </w:r>
       <w:r>
         <w:rPr>
-          <w:lang w:val="ru-RU"/>
-        </w:rPr>
-        <w:t xml:space="preserve"> сообщает серверу информацию о клиентском программном обеспечении, например браузере и операционной системе.</w:t>
+          <w:b/>
+          <w:lang w:val="ru-RU"/>
+        </w:rPr>
+        <w:t xml:space="preserve"> в </w:t>
+      </w:r>
+      <w:r>
+        <w:rPr>
+          <w:b/>
+        </w:rPr>
+        <w:t>HTTP</w:t>
+      </w:r>
+      <w:r>
+        <w:rPr>
+          <w:b/>
+          <w:lang w:val="ru-RU"/>
+        </w:rPr>
+        <w:t>-запросах?</w:t>
       </w:r>
     </w:p>
     <w:p>
       <w:pPr>
-        <w:ind w:firstLine="0"/>
-        <w:rPr>
-          <w:lang w:val="ru-RU"/>
-        </w:rPr>
-      </w:pPr>
-      <w:r>
-        <w:rPr>
-          <w:b/>
-          <w:lang w:val="ru-RU"/>
-        </w:rPr>
-        <w:t xml:space="preserve">8. Что такое </w:t>
-      </w:r>
-      <w:r>
-        <w:rPr>
-          <w:b/>
-        </w:rPr>
-        <w:t>HTTPS</w:t>
-      </w:r>
-      <w:r>
-        <w:rPr>
-          <w:b/>
-          <w:lang w:val="ru-RU"/>
-        </w:rPr>
-        <w:t xml:space="preserve"> и как он отличается от </w:t>
-      </w:r>
-      <w:r>
-        <w:rPr>
-          <w:b/>
-        </w:rPr>
-        <w:t>HTTP</w:t>
-      </w:r>
-      <w:r>
-        <w:rPr>
-          <w:b/>
-          <w:lang w:val="ru-RU"/>
-        </w:rPr>
-        <w:t>?</w:t>
+        <w:rPr>
+          <w:lang w:val="ru-RU"/>
+        </w:rPr>
+      </w:pPr>
+      <w:r>
+        <w:t>User</w:t>
+      </w:r>
+      <w:r>
+        <w:rPr>
+          <w:lang w:val="ru-RU"/>
+        </w:rPr>
+        <w:t>-</w:t>
+      </w:r>
+      <w:r>
+        <w:t>Agent</w:t>
+      </w:r>
+      <w:r>
+        <w:rPr>
+          <w:lang w:val="ru-RU"/>
+        </w:rPr>
+        <w:t xml:space="preserve"> сообщает серверу информацию о клиентском программном обеспечении, например браузере и операционной системе.</w:t>
       </w:r>
     </w:p>
     <w:p>
       <w:pPr>
-        <w:rPr>
-          <w:lang w:val="ru-RU"/>
-        </w:rPr>
-      </w:pPr>
-      <w:r>
-        <w:lastRenderedPageBreak/>
+        <w:ind w:firstLine="0"/>
+        <w:rPr>
+          <w:lang w:val="ru-RU"/>
+        </w:rPr>
+      </w:pPr>
+      <w:r>
+        <w:rPr>
+          <w:b/>
+          <w:lang w:val="ru-RU"/>
+        </w:rPr>
+        <w:t xml:space="preserve">8. Что такое </w:t>
+      </w:r>
+      <w:r>
+        <w:rPr>
+          <w:b/>
+        </w:rPr>
         <w:t>HTTPS</w:t>
       </w:r>
       <w:r>
         <w:rPr>
-          <w:lang w:val="ru-RU"/>
-        </w:rPr>
-        <w:t xml:space="preserve"> — защищённый вариант </w:t>
-      </w:r>
-      <w:r>
+          <w:b/>
+          <w:lang w:val="ru-RU"/>
+        </w:rPr>
+        <w:t xml:space="preserve"> и как он отличается от </w:t>
+      </w:r>
+      <w:r>
+        <w:rPr>
+          <w:b/>
+        </w:rPr>
         <w:t>HTTP</w:t>
       </w:r>
       <w:r>
         <w:rPr>
-          <w:lang w:val="ru-RU"/>
-        </w:rPr>
-        <w:t xml:space="preserve">, в котором обмен </w:t>
-      </w:r>
-      <w:r>
-        <w:rPr>
-          <w:lang w:val="ru-RU"/>
-        </w:rPr>
-        <w:t xml:space="preserve">данными выполняется поверх </w:t>
-      </w:r>
-      <w:r>
-        <w:t>TLS</w:t>
-      </w:r>
-      <w:r>
-        <w:rPr>
-          <w:lang w:val="ru-RU"/>
-        </w:rPr>
-        <w:t xml:space="preserve">. В отличие от обычного </w:t>
-      </w:r>
-      <w:r>
-        <w:t>HTTP</w:t>
-      </w:r>
-      <w:r>
-        <w:rPr>
-          <w:lang w:val="ru-RU"/>
-        </w:rPr>
-        <w:t xml:space="preserve">, </w:t>
-      </w:r>
-      <w:r>
-        <w:t>HTTPS</w:t>
-      </w:r>
-      <w:r>
-        <w:rPr>
-          <w:lang w:val="ru-RU"/>
-        </w:rPr>
-        <w:t xml:space="preserve"> обеспечивает шифрование передаваемых данных и проверку подлинности сервера.</w:t>
+          <w:b/>
+          <w:lang w:val="ru-RU"/>
+        </w:rPr>
+        <w:t>?</w:t>
       </w:r>
     </w:p>
     <w:p>
       <w:pPr>
-        <w:ind w:firstLine="0"/>
-        <w:rPr>
-          <w:lang w:val="ru-RU"/>
-        </w:rPr>
-      </w:pPr>
-      <w:r>
-        <w:rPr>
-          <w:b/>
-          <w:lang w:val="ru-RU"/>
-        </w:rPr>
-        <w:t xml:space="preserve">9. Как работает механизм кэширования в </w:t>
-      </w:r>
-      <w:r>
-        <w:rPr>
-          <w:b/>
-        </w:rPr>
+        <w:rPr>
+          <w:lang w:val="ru-RU"/>
+        </w:rPr>
+      </w:pPr>
+      <w:r>
+        <w:t>HTTPS</w:t>
+      </w:r>
+      <w:r>
+        <w:rPr>
+          <w:lang w:val="ru-RU"/>
+        </w:rPr>
+        <w:t xml:space="preserve"> — защищённый вариант </w:t>
+      </w:r>
+      <w:r>
         <w:t>HTTP</w:t>
       </w:r>
       <w:r>
         <w:rPr>
-          <w:b/>
-          <w:lang w:val="ru-RU"/>
-        </w:rPr>
-        <w:t>?</w:t>
+          <w:lang w:val="ru-RU"/>
+        </w:rPr>
+        <w:t xml:space="preserve">, в котором обмен данными выполняется поверх </w:t>
+      </w:r>
+      <w:r>
+        <w:t>TLS</w:t>
+      </w:r>
+      <w:r>
+        <w:rPr>
+          <w:lang w:val="ru-RU"/>
+        </w:rPr>
+        <w:t xml:space="preserve">. В отличие от обычного </w:t>
+      </w:r>
+      <w:r>
+        <w:t>HTTP</w:t>
+      </w:r>
+      <w:r>
+        <w:rPr>
+          <w:lang w:val="ru-RU"/>
+        </w:rPr>
+        <w:t xml:space="preserve">, </w:t>
+      </w:r>
+      <w:r>
+        <w:t>HTTPS</w:t>
+      </w:r>
+      <w:r>
+        <w:rPr>
+          <w:lang w:val="ru-RU"/>
+        </w:rPr>
+        <w:t xml:space="preserve"> обеспечивает шифрование передаваемых данных и проверку подлинности сервера.</w:t>
       </w:r>
     </w:p>
     <w:p>
       <w:pPr>
-        <w:rPr>
-          <w:lang w:val="ru-RU"/>
-        </w:rPr>
-      </w:pPr>
-      <w:r>
-        <w:rPr>
-          <w:lang w:val="ru-RU"/>
-        </w:rPr>
-        <w:t>Клиент сохраняет полученный ресурс и сведения о его версии. При повто</w:t>
-      </w:r>
-      <w:r>
-        <w:rPr>
-          <w:lang w:val="ru-RU"/>
-        </w:rPr>
-        <w:t xml:space="preserve">рном запросе он может передать </w:t>
-      </w:r>
-      <w:r>
-        <w:t>If</w:t>
-      </w:r>
-      <w:r>
-        <w:rPr>
-          <w:lang w:val="ru-RU"/>
-        </w:rPr>
-        <w:t>-</w:t>
-      </w:r>
-      <w:r>
-        <w:t>Modified</w:t>
-      </w:r>
-      <w:r>
-        <w:rPr>
-          <w:lang w:val="ru-RU"/>
-        </w:rPr>
-        <w:t>-</w:t>
-      </w:r>
-      <w:r>
-        <w:t>Since</w:t>
-      </w:r>
-      <w:r>
-        <w:rPr>
-          <w:lang w:val="ru-RU"/>
-        </w:rPr>
-        <w:t xml:space="preserve"> или </w:t>
-      </w:r>
-      <w:r>
-        <w:t>If</w:t>
-      </w:r>
-      <w:r>
-        <w:rPr>
-          <w:lang w:val="ru-RU"/>
-        </w:rPr>
-        <w:t>-</w:t>
-      </w:r>
-      <w:r>
-        <w:t>None</w:t>
-      </w:r>
-      <w:r>
-        <w:rPr>
-          <w:lang w:val="ru-RU"/>
-        </w:rPr>
-        <w:t>-</w:t>
-      </w:r>
-      <w:r>
-        <w:t>Match</w:t>
-      </w:r>
-      <w:r>
-        <w:rPr>
-          <w:lang w:val="ru-RU"/>
-        </w:rPr>
-        <w:t xml:space="preserve">. Если ресурс не изменился, сервер отвечает 304 </w:t>
-      </w:r>
-      <w:r>
-        <w:t>Not</w:t>
-      </w:r>
-      <w:r>
-        <w:rPr>
-          <w:lang w:val="ru-RU"/>
-        </w:rPr>
-        <w:t xml:space="preserve"> </w:t>
-      </w:r>
-      <w:r>
-        <w:t>Modified</w:t>
-      </w:r>
-      <w:r>
-        <w:rPr>
-          <w:lang w:val="ru-RU"/>
-        </w:rPr>
-        <w:t>.</w:t>
+        <w:ind w:firstLine="0"/>
+        <w:rPr>
+          <w:lang w:val="ru-RU"/>
+        </w:rPr>
+      </w:pPr>
+      <w:r>
+        <w:rPr>
+          <w:b/>
+          <w:lang w:val="ru-RU"/>
+        </w:rPr>
+        <w:t xml:space="preserve">9. Как работает механизм кэширования в </w:t>
+      </w:r>
+      <w:r>
+        <w:rPr>
+          <w:b/>
+        </w:rPr>
+        <w:t>HTTP</w:t>
+      </w:r>
+      <w:r>
+        <w:rPr>
+          <w:b/>
+          <w:lang w:val="ru-RU"/>
+        </w:rPr>
+        <w:t>?</w:t>
       </w:r>
     </w:p>
     <w:p>
       <w:pPr>
-        <w:ind w:firstLine="0"/>
-        <w:rPr>
-          <w:lang w:val="ru-RU"/>
-        </w:rPr>
-      </w:pPr>
-      <w:r>
-        <w:rPr>
-          <w:b/>
-          <w:lang w:val="ru-RU"/>
-        </w:rPr>
-        <w:t xml:space="preserve">10. Что такое сессия в контексте </w:t>
-      </w:r>
-      <w:r>
-        <w:rPr>
-          <w:b/>
-        </w:rPr>
-        <w:t>HTTP</w:t>
-      </w:r>
-      <w:r>
-        <w:rPr>
-          <w:b/>
-          <w:lang w:val="ru-RU"/>
-        </w:rPr>
-        <w:t xml:space="preserve"> и как она реализуется?</w:t>
+        <w:rPr>
+          <w:lang w:val="ru-RU"/>
+        </w:rPr>
+      </w:pPr>
+      <w:r>
+        <w:rPr>
+          <w:lang w:val="ru-RU"/>
+        </w:rPr>
+        <w:t xml:space="preserve">Клиент сохраняет полученный ресурс и сведения о его версии. При повторном запросе он может передать </w:t>
+      </w:r>
+      <w:r>
+        <w:t>If</w:t>
+      </w:r>
+      <w:r>
+        <w:rPr>
+          <w:lang w:val="ru-RU"/>
+        </w:rPr>
+        <w:t>-</w:t>
+      </w:r>
+      <w:r>
+        <w:t>Modified</w:t>
+      </w:r>
+      <w:r>
+        <w:rPr>
+          <w:lang w:val="ru-RU"/>
+        </w:rPr>
+        <w:t>-</w:t>
+      </w:r>
+      <w:r>
+        <w:t>Since</w:t>
+      </w:r>
+      <w:r>
+        <w:rPr>
+          <w:lang w:val="ru-RU"/>
+        </w:rPr>
+        <w:t xml:space="preserve"> или </w:t>
+      </w:r>
+      <w:r>
+        <w:t>If</w:t>
+      </w:r>
+      <w:r>
+        <w:rPr>
+          <w:lang w:val="ru-RU"/>
+        </w:rPr>
+        <w:t>-</w:t>
+      </w:r>
+      <w:r>
+        <w:t>None</w:t>
+      </w:r>
+      <w:r>
+        <w:rPr>
+          <w:lang w:val="ru-RU"/>
+        </w:rPr>
+        <w:t>-</w:t>
+      </w:r>
+      <w:r>
+        <w:t>Match</w:t>
+      </w:r>
+      <w:r>
+        <w:rPr>
+          <w:lang w:val="ru-RU"/>
+        </w:rPr>
+        <w:t xml:space="preserve">. Если ресурс не изменился, сервер отвечает 304 </w:t>
+      </w:r>
+      <w:r>
+        <w:t>Not</w:t>
+      </w:r>
+      <w:r>
+        <w:rPr>
+          <w:lang w:val="ru-RU"/>
+        </w:rPr>
+        <w:t xml:space="preserve"> </w:t>
+      </w:r>
+      <w:r>
+        <w:t>Modified</w:t>
+      </w:r>
+      <w:r>
+        <w:rPr>
+          <w:lang w:val="ru-RU"/>
+        </w:rPr>
+        <w:t>.</w:t>
       </w:r>
     </w:p>
     <w:p>
       <w:pPr>
-        <w:rPr>
-          <w:lang w:val="ru-RU"/>
-        </w:rPr>
-      </w:pPr>
-      <w:r>
-        <w:rPr>
-          <w:lang w:val="ru-RU"/>
-        </w:rPr>
-        <w:t xml:space="preserve">Сессия позволяет сохранять состояние взаимодействия между </w:t>
-      </w:r>
-      <w:r>
-        <w:rPr>
-          <w:lang w:val="ru-RU"/>
-        </w:rPr>
-        <w:t xml:space="preserve">запросами. Для этого могут использоваться </w:t>
-      </w:r>
-      <w:r>
-        <w:t>cookie</w:t>
-      </w:r>
-      <w:r>
-        <w:rPr>
-          <w:lang w:val="ru-RU"/>
-        </w:rPr>
-        <w:t>, идентификаторы сессий и другие механизмы хранения состояния.</w:t>
+        <w:ind w:firstLine="0"/>
+        <w:rPr>
+          <w:lang w:val="ru-RU"/>
+        </w:rPr>
+      </w:pPr>
+      <w:r>
+        <w:rPr>
+          <w:b/>
+          <w:lang w:val="ru-RU"/>
+        </w:rPr>
+        <w:t xml:space="preserve">10. Что такое сессия в контексте </w:t>
+      </w:r>
+      <w:r>
+        <w:rPr>
+          <w:b/>
+        </w:rPr>
+        <w:t>HTTP</w:t>
+      </w:r>
+      <w:r>
+        <w:rPr>
+          <w:b/>
+          <w:lang w:val="ru-RU"/>
+        </w:rPr>
+        <w:t xml:space="preserve"> и как она реализуется?</w:t>
       </w:r>
     </w:p>
     <w:p>
       <w:pPr>
-        <w:ind w:firstLine="0"/>
-        <w:rPr>
-          <w:lang w:val="ru-RU"/>
-        </w:rPr>
-      </w:pPr>
-      <w:r>
-        <w:rPr>
-          <w:b/>
-          <w:lang w:val="ru-RU"/>
-        </w:rPr>
-        <w:t xml:space="preserve">11. Как использовать </w:t>
-      </w:r>
-      <w:r>
-        <w:rPr>
-          <w:b/>
-        </w:rPr>
-        <w:t>Wireshark</w:t>
-      </w:r>
-      <w:r>
-        <w:rPr>
-          <w:b/>
-          <w:lang w:val="ru-RU"/>
-        </w:rPr>
-        <w:t xml:space="preserve"> для захвата </w:t>
-      </w:r>
-      <w:r>
-        <w:rPr>
-          <w:b/>
-        </w:rPr>
-        <w:t>HTTP</w:t>
-      </w:r>
-      <w:r>
-        <w:rPr>
-          <w:b/>
-          <w:lang w:val="ru-RU"/>
-        </w:rPr>
-        <w:t>-трафика?</w:t>
+        <w:rPr>
+          <w:lang w:val="ru-RU"/>
+        </w:rPr>
+      </w:pPr>
+      <w:r>
+        <w:rPr>
+          <w:lang w:val="ru-RU"/>
+        </w:rPr>
+        <w:lastRenderedPageBreak/>
+        <w:t xml:space="preserve">Сессия позволяет сохранять состояние взаимодействия между запросами. Для этого могут использоваться </w:t>
+      </w:r>
+      <w:r>
+        <w:t>cookie</w:t>
+      </w:r>
+      <w:r>
+        <w:rPr>
+          <w:lang w:val="ru-RU"/>
+        </w:rPr>
+        <w:t>, идентификаторы сессий и другие механизмы хранения состояния.</w:t>
       </w:r>
     </w:p>
     <w:p>
       <w:pPr>
-        <w:rPr>
-          <w:lang w:val="ru-RU"/>
-        </w:rPr>
-      </w:pPr>
-      <w:r>
-        <w:rPr>
-          <w:lang w:val="ru-RU"/>
-        </w:rPr>
-        <w:t xml:space="preserve">Необходимо выбрать сетевой интерфейс, начать захват трафика и затем использовать фильтр </w:t>
-      </w:r>
-      <w:r>
-        <w:t>http</w:t>
-      </w:r>
-      <w:r>
-        <w:rPr>
-          <w:lang w:val="ru-RU"/>
-        </w:rPr>
-        <w:t xml:space="preserve"> для выделения </w:t>
-      </w:r>
-      <w:r>
+        <w:ind w:firstLine="0"/>
+        <w:rPr>
+          <w:lang w:val="ru-RU"/>
+        </w:rPr>
+      </w:pPr>
+      <w:r>
+        <w:rPr>
+          <w:b/>
+          <w:lang w:val="ru-RU"/>
+        </w:rPr>
+        <w:t xml:space="preserve">11. Как использовать </w:t>
+      </w:r>
+      <w:r>
+        <w:rPr>
+          <w:b/>
+        </w:rPr>
+        <w:t>Wireshark</w:t>
+      </w:r>
+      <w:r>
+        <w:rPr>
+          <w:b/>
+          <w:lang w:val="ru-RU"/>
+        </w:rPr>
+        <w:t xml:space="preserve"> для захвата </w:t>
+      </w:r>
+      <w:r>
+        <w:rPr>
+          <w:b/>
+        </w:rPr>
         <w:t>HTTP</w:t>
       </w:r>
       <w:r>
         <w:rPr>
-          <w:lang w:val="ru-RU"/>
-        </w:rPr>
-        <w:t>-пакетов.</w:t>
+          <w:b/>
+          <w:lang w:val="ru-RU"/>
+        </w:rPr>
+        <w:t>-трафика?</w:t>
       </w:r>
     </w:p>
     <w:p>
       <w:pPr>
-        <w:ind w:firstLine="0"/>
-        <w:rPr>
-          <w:lang w:val="ru-RU"/>
-        </w:rPr>
-      </w:pPr>
-      <w:r>
-        <w:rPr>
-          <w:b/>
-          <w:lang w:val="ru-RU"/>
-        </w:rPr>
-        <w:t xml:space="preserve">12. Что такое фильтры в </w:t>
-      </w:r>
-      <w:r>
-        <w:rPr>
-          <w:b/>
-        </w:rPr>
-        <w:t>Wireshark</w:t>
-      </w:r>
-      <w:r>
-        <w:rPr>
-          <w:b/>
-          <w:lang w:val="ru-RU"/>
-        </w:rPr>
-        <w:t xml:space="preserve"> и как они помогают в анализе трафика?</w:t>
+        <w:rPr>
+          <w:lang w:val="ru-RU"/>
+        </w:rPr>
+      </w:pPr>
+      <w:r>
+        <w:rPr>
+          <w:lang w:val="ru-RU"/>
+        </w:rPr>
+        <w:t xml:space="preserve">Необходимо выбрать сетевой интерфейс, начать захват трафика и затем использовать фильтр </w:t>
+      </w:r>
+      <w:r>
+        <w:t>http</w:t>
+      </w:r>
+      <w:r>
+        <w:rPr>
+          <w:lang w:val="ru-RU"/>
+        </w:rPr>
+        <w:t xml:space="preserve"> для выделения </w:t>
+      </w:r>
+      <w:r>
+        <w:t>HTTP</w:t>
+      </w:r>
+      <w:r>
+        <w:rPr>
+          <w:lang w:val="ru-RU"/>
+        </w:rPr>
+        <w:t>-пакетов.</w:t>
       </w:r>
     </w:p>
     <w:p>
       <w:pPr>
-        <w:rPr>
-          <w:lang w:val="ru-RU"/>
-        </w:rPr>
-      </w:pPr>
-      <w:r>
-        <w:rPr>
-          <w:lang w:val="ru-RU"/>
-        </w:rPr>
-        <w:t xml:space="preserve">Фильтры позволяют отображать только пакеты, соответствующие заданному условию, например </w:t>
-      </w:r>
-      <w:r>
-        <w:t>http</w:t>
-      </w:r>
-      <w:r>
-        <w:rPr>
-          <w:lang w:val="ru-RU"/>
-        </w:rPr>
-        <w:t xml:space="preserve">, </w:t>
-      </w:r>
-      <w:r>
-        <w:t>tcp</w:t>
-      </w:r>
-      <w:r>
-        <w:rPr>
-          <w:lang w:val="ru-RU"/>
-        </w:rPr>
-        <w:t xml:space="preserve"> или конкретному порту.</w:t>
+        <w:ind w:firstLine="0"/>
+        <w:rPr>
+          <w:lang w:val="ru-RU"/>
+        </w:rPr>
+      </w:pPr>
+      <w:r>
+        <w:rPr>
+          <w:b/>
+          <w:lang w:val="ru-RU"/>
+        </w:rPr>
+        <w:t xml:space="preserve">12. Что такое фильтры в </w:t>
+      </w:r>
+      <w:r>
+        <w:rPr>
+          <w:b/>
+        </w:rPr>
+        <w:t>Wireshark</w:t>
+      </w:r>
+      <w:r>
+        <w:rPr>
+          <w:b/>
+          <w:lang w:val="ru-RU"/>
+        </w:rPr>
+        <w:t xml:space="preserve"> и как они помогают в анализе трафика?</w:t>
       </w:r>
     </w:p>
     <w:p>
       <w:pPr>
-        <w:ind w:firstLine="0"/>
-        <w:rPr>
-          <w:lang w:val="ru-RU"/>
-        </w:rPr>
-      </w:pPr>
-      <w:r>
-        <w:rPr>
-          <w:b/>
-          <w:lang w:val="ru-RU"/>
-        </w:rPr>
-        <w:t xml:space="preserve">13. Как можно просмотреть </w:t>
-      </w:r>
-      <w:r>
-        <w:rPr>
-          <w:b/>
-          <w:lang w:val="ru-RU"/>
-        </w:rPr>
-        <w:t xml:space="preserve">содержимое </w:t>
-      </w:r>
-      <w:r>
-        <w:rPr>
-          <w:b/>
-        </w:rPr>
-        <w:t>HTTP</w:t>
-      </w:r>
-      <w:r>
-        <w:rPr>
-          <w:b/>
-          <w:lang w:val="ru-RU"/>
-        </w:rPr>
-        <w:t xml:space="preserve">-запроса и ответа в </w:t>
-      </w:r>
-      <w:r>
-        <w:rPr>
-          <w:b/>
-        </w:rPr>
-        <w:t>Wireshark</w:t>
-      </w:r>
-      <w:r>
-        <w:rPr>
-          <w:b/>
-          <w:lang w:val="ru-RU"/>
-        </w:rPr>
-        <w:t>?</w:t>
+        <w:rPr>
+          <w:lang w:val="ru-RU"/>
+        </w:rPr>
+      </w:pPr>
+      <w:r>
+        <w:rPr>
+          <w:lang w:val="ru-RU"/>
+        </w:rPr>
+        <w:t xml:space="preserve">Фильтры позволяют отображать только пакеты, соответствующие заданному условию, например </w:t>
+      </w:r>
+      <w:r>
+        <w:t>http</w:t>
+      </w:r>
+      <w:r>
+        <w:rPr>
+          <w:lang w:val="ru-RU"/>
+        </w:rPr>
+        <w:t xml:space="preserve">, </w:t>
+      </w:r>
+      <w:r>
+        <w:t>tcp</w:t>
+      </w:r>
+      <w:r>
+        <w:rPr>
+          <w:lang w:val="ru-RU"/>
+        </w:rPr>
+        <w:t xml:space="preserve"> или конкретному порту.</w:t>
       </w:r>
     </w:p>
     <w:p>
       <w:pPr>
-        <w:rPr>
-          <w:lang w:val="ru-RU"/>
-        </w:rPr>
-      </w:pPr>
-      <w:r>
-        <w:rPr>
-          <w:lang w:val="ru-RU"/>
-        </w:rPr>
-        <w:t xml:space="preserve">Нужно выбрать соответствующий пакет и раскрыть раздел </w:t>
-      </w:r>
-      <w:r>
-        <w:t>Hypertext</w:t>
-      </w:r>
-      <w:r>
-        <w:rPr>
-          <w:lang w:val="ru-RU"/>
-        </w:rPr>
-        <w:t xml:space="preserve"> </w:t>
-      </w:r>
-      <w:r>
-        <w:t>Transfer</w:t>
-      </w:r>
-      <w:r>
-        <w:rPr>
-          <w:lang w:val="ru-RU"/>
-        </w:rPr>
-        <w:t xml:space="preserve"> </w:t>
-      </w:r>
-      <w:r>
-        <w:t>Protocol</w:t>
-      </w:r>
-      <w:r>
-        <w:rPr>
-          <w:lang w:val="ru-RU"/>
-        </w:rPr>
-        <w:t xml:space="preserve"> в панели сведений о пакете.</w:t>
+        <w:ind w:firstLine="0"/>
+        <w:rPr>
+          <w:lang w:val="ru-RU"/>
+        </w:rPr>
+      </w:pPr>
+      <w:r>
+        <w:rPr>
+          <w:b/>
+          <w:lang w:val="ru-RU"/>
+        </w:rPr>
+        <w:t xml:space="preserve">13. Как можно просмотреть содержимое </w:t>
+      </w:r>
+      <w:r>
+        <w:rPr>
+          <w:b/>
+        </w:rPr>
+        <w:t>HTTP</w:t>
+      </w:r>
+      <w:r>
+        <w:rPr>
+          <w:b/>
+          <w:lang w:val="ru-RU"/>
+        </w:rPr>
+        <w:t xml:space="preserve">-запроса и ответа в </w:t>
+      </w:r>
+      <w:r>
+        <w:rPr>
+          <w:b/>
+        </w:rPr>
+        <w:t>Wireshark</w:t>
+      </w:r>
+      <w:r>
+        <w:rPr>
+          <w:b/>
+          <w:lang w:val="ru-RU"/>
+        </w:rPr>
+        <w:t>?</w:t>
       </w:r>
     </w:p>
     <w:p>
       <w:pPr>
-        <w:ind w:firstLine="0"/>
-        <w:rPr>
-          <w:lang w:val="ru-RU"/>
-        </w:rPr>
-      </w:pPr>
-      <w:r>
-        <w:rPr>
-          <w:b/>
-          <w:lang w:val="ru-RU"/>
-        </w:rPr>
-        <w:t xml:space="preserve">14. Что такое </w:t>
-      </w:r>
-      <w:r>
-        <w:rPr>
-          <w:b/>
-        </w:rPr>
-        <w:t>TCP</w:t>
-      </w:r>
-      <w:r>
-        <w:rPr>
-          <w:b/>
-          <w:lang w:val="ru-RU"/>
-        </w:rPr>
-        <w:t xml:space="preserve"> и как он взаимодействует с </w:t>
-      </w:r>
-      <w:r>
-        <w:rPr>
-          <w:b/>
-        </w:rPr>
-        <w:t>HTTP</w:t>
-      </w:r>
-      <w:r>
-        <w:rPr>
-          <w:b/>
-          <w:lang w:val="ru-RU"/>
-        </w:rPr>
-        <w:t>?</w:t>
+        <w:rPr>
+          <w:lang w:val="ru-RU"/>
+        </w:rPr>
+      </w:pPr>
+      <w:r>
+        <w:rPr>
+          <w:lang w:val="ru-RU"/>
+        </w:rPr>
+        <w:t xml:space="preserve">Нужно выбрать соответствующий пакет и раскрыть раздел </w:t>
+      </w:r>
+      <w:r>
+        <w:t>Hypertext</w:t>
+      </w:r>
+      <w:r>
+        <w:rPr>
+          <w:lang w:val="ru-RU"/>
+        </w:rPr>
+        <w:t xml:space="preserve"> </w:t>
+      </w:r>
+      <w:r>
+        <w:t>Transfer</w:t>
+      </w:r>
+      <w:r>
+        <w:rPr>
+          <w:lang w:val="ru-RU"/>
+        </w:rPr>
+        <w:t xml:space="preserve"> </w:t>
+      </w:r>
+      <w:r>
+        <w:t>Protocol</w:t>
+      </w:r>
+      <w:r>
+        <w:rPr>
+          <w:lang w:val="ru-RU"/>
+        </w:rPr>
+        <w:t xml:space="preserve"> в панели сведений о пакете.</w:t>
       </w:r>
     </w:p>
     <w:p>
       <w:pPr>
-        <w:rPr>
-          <w:lang w:val="ru-RU"/>
-        </w:rPr>
-      </w:pPr>
-      <w:r>
+        <w:ind w:firstLine="0"/>
+        <w:rPr>
+          <w:lang w:val="ru-RU"/>
+        </w:rPr>
+      </w:pPr>
+      <w:r>
+        <w:rPr>
+          <w:b/>
+          <w:lang w:val="ru-RU"/>
+        </w:rPr>
+        <w:t xml:space="preserve">14. Что такое </w:t>
+      </w:r>
+      <w:r>
+        <w:rPr>
+          <w:b/>
+        </w:rPr>
         <w:t>TCP</w:t>
       </w:r>
       <w:r>
         <w:rPr>
-          <w:lang w:val="ru-RU"/>
-        </w:rPr>
-        <w:t xml:space="preserve"> — транспортный протокол, обеспечивающий устан</w:t>
-      </w:r>
-      <w:r>
-        <w:rPr>
-          <w:lang w:val="ru-RU"/>
-        </w:rPr>
-        <w:t xml:space="preserve">овление соединения и надёжную передачу данных. </w:t>
-      </w:r>
-      <w:r>
+          <w:b/>
+          <w:lang w:val="ru-RU"/>
+        </w:rPr>
+        <w:t xml:space="preserve"> и как он взаимодействует с </w:t>
+      </w:r>
+      <w:r>
+        <w:rPr>
+          <w:b/>
+        </w:rPr>
         <w:t>HTTP</w:t>
       </w:r>
       <w:r>
         <w:rPr>
-          <w:lang w:val="ru-RU"/>
-        </w:rPr>
-        <w:t xml:space="preserve">/1.1 в рассматриваемой трассировке передаётся через </w:t>
-      </w:r>
-      <w:r>
-        <w:t>TCP</w:t>
-      </w:r>
-      <w:r>
-        <w:rPr>
-          <w:lang w:val="ru-RU"/>
-        </w:rPr>
-        <w:t>, обычно с использованием порта 80.</w:t>
+          <w:b/>
+          <w:lang w:val="ru-RU"/>
+        </w:rPr>
+        <w:t>?</w:t>
       </w:r>
     </w:p>
     <w:p>
       <w:pPr>
-        <w:ind w:firstLine="0"/>
-        <w:rPr>
-          <w:lang w:val="ru-RU"/>
-        </w:rPr>
-      </w:pPr>
-      <w:r>
-        <w:rPr>
-          <w:b/>
-          <w:lang w:val="ru-RU"/>
-        </w:rPr>
-        <w:t xml:space="preserve">15. Каковы особенности работы </w:t>
-      </w:r>
-      <w:r>
-        <w:rPr>
-          <w:b/>
-        </w:rPr>
+        <w:rPr>
+          <w:lang w:val="ru-RU"/>
+        </w:rPr>
+      </w:pPr>
+      <w:r>
+        <w:t>TCP</w:t>
+      </w:r>
+      <w:r>
+        <w:rPr>
+          <w:lang w:val="ru-RU"/>
+        </w:rPr>
+        <w:t xml:space="preserve"> — транспортный протокол, обеспечивающий установление соединения и надёжную передачу данных. </w:t>
+      </w:r>
+      <w:r>
         <w:t>HTTP</w:t>
       </w:r>
       <w:r>
         <w:rPr>
-          <w:b/>
-          <w:lang w:val="ru-RU"/>
-        </w:rPr>
-        <w:t xml:space="preserve">/2 по сравнению с </w:t>
-      </w:r>
-      <w:r>
-        <w:rPr>
-          <w:b/>
-        </w:rPr>
-        <w:t>HTTP</w:t>
-      </w:r>
-      <w:r>
-        <w:rPr>
-          <w:b/>
-          <w:lang w:val="ru-RU"/>
-        </w:rPr>
-        <w:t>/1.1?</w:t>
+          <w:lang w:val="ru-RU"/>
+        </w:rPr>
+        <w:t xml:space="preserve">/1.1 в рассматриваемой трассировке передаётся через </w:t>
+      </w:r>
+      <w:r>
+        <w:t>TCP</w:t>
+      </w:r>
+      <w:r>
+        <w:rPr>
+          <w:lang w:val="ru-RU"/>
+        </w:rPr>
+        <w:t>, обычно с использованием порта 80.</w:t>
       </w:r>
     </w:p>
     <w:p>
       <w:pPr>
-        <w:rPr>
-          <w:lang w:val="ru-RU"/>
-        </w:rPr>
-      </w:pPr>
-      <w:r>
-        <w:lastRenderedPageBreak/>
+        <w:ind w:firstLine="0"/>
+        <w:rPr>
+          <w:lang w:val="ru-RU"/>
+        </w:rPr>
+      </w:pPr>
+      <w:r>
+        <w:rPr>
+          <w:b/>
+          <w:lang w:val="ru-RU"/>
+        </w:rPr>
+        <w:t xml:space="preserve">15. Каковы особенности работы </w:t>
+      </w:r>
+      <w:r>
+        <w:rPr>
+          <w:b/>
+        </w:rPr>
         <w:t>HTTP</w:t>
       </w:r>
       <w:r>
         <w:rPr>
-          <w:lang w:val="ru-RU"/>
-        </w:rPr>
-        <w:t>/2 использует бинарное представление, мультиплек</w:t>
-      </w:r>
-      <w:r>
-        <w:rPr>
-          <w:lang w:val="ru-RU"/>
-        </w:rPr>
-        <w:t>сирование нескольких потоков в одном соединении, сжатие заголовков и другие механизмы повышения эффективности обмена.</w:t>
+          <w:b/>
+          <w:lang w:val="ru-RU"/>
+        </w:rPr>
+        <w:t xml:space="preserve">/2 по сравнению с </w:t>
+      </w:r>
+      <w:r>
+        <w:rPr>
+          <w:b/>
+        </w:rPr>
+        <w:t>HTTP</w:t>
+      </w:r>
+      <w:r>
+        <w:rPr>
+          <w:b/>
+          <w:lang w:val="ru-RU"/>
+        </w:rPr>
+        <w:t>/1.1?</w:t>
       </w:r>
     </w:p>
     <w:p>
       <w:pPr>
-        <w:ind w:firstLine="0"/>
-        <w:rPr>
-          <w:lang w:val="ru-RU"/>
-        </w:rPr>
-      </w:pPr>
-      <w:r>
-        <w:rPr>
-          <w:b/>
-          <w:lang w:val="ru-RU"/>
-        </w:rPr>
-        <w:t xml:space="preserve">16. Что такое </w:t>
-      </w:r>
-      <w:r>
-        <w:rPr>
-          <w:b/>
-        </w:rPr>
+        <w:rPr>
+          <w:lang w:val="ru-RU"/>
+        </w:rPr>
+      </w:pPr>
+      <w:r>
         <w:t>HTTP</w:t>
       </w:r>
       <w:r>
         <w:rPr>
-          <w:b/>
-          <w:lang w:val="ru-RU"/>
-        </w:rPr>
-        <w:t xml:space="preserve">-заголовок </w:t>
-      </w:r>
-      <w:r>
-        <w:rPr>
-          <w:b/>
-        </w:rPr>
-        <w:t>Referer</w:t>
-      </w:r>
-      <w:r>
-        <w:rPr>
-          <w:b/>
-          <w:lang w:val="ru-RU"/>
-        </w:rPr>
-        <w:t xml:space="preserve"> и для чего он используется?</w:t>
+          <w:lang w:val="ru-RU"/>
+        </w:rPr>
+        <w:t>/2 использует бинарное представление, мультиплексирование нескольких потоков в одном соединении, сжатие заголовков и другие механизмы повышения эффективности обмена.</w:t>
       </w:r>
     </w:p>
     <w:p>
       <w:pPr>
-        <w:rPr>
-          <w:lang w:val="ru-RU"/>
-        </w:rPr>
-      </w:pPr>
-      <w:r>
+        <w:ind w:firstLine="0"/>
+        <w:rPr>
+          <w:lang w:val="ru-RU"/>
+        </w:rPr>
+      </w:pPr>
+      <w:r>
+        <w:rPr>
+          <w:b/>
+          <w:lang w:val="ru-RU"/>
+        </w:rPr>
+        <w:t xml:space="preserve">16. Что такое </w:t>
+      </w:r>
+      <w:r>
+        <w:rPr>
+          <w:b/>
+        </w:rPr>
+        <w:t>HTTP</w:t>
+      </w:r>
+      <w:r>
+        <w:rPr>
+          <w:b/>
+          <w:lang w:val="ru-RU"/>
+        </w:rPr>
+        <w:t xml:space="preserve">-заголовок </w:t>
+      </w:r>
+      <w:r>
+        <w:rPr>
+          <w:b/>
+        </w:rPr>
         <w:t>Referer</w:t>
       </w:r>
       <w:r>
         <w:rPr>
-          <w:lang w:val="ru-RU"/>
-        </w:rPr>
-        <w:t xml:space="preserve"> сообщает серверу адрес страницы, с которой был выполнен переход и</w:t>
-      </w:r>
-      <w:r>
-        <w:rPr>
-          <w:lang w:val="ru-RU"/>
-        </w:rPr>
-        <w:t>ли запрос ресурса, если браузер передаёт это поле.</w:t>
+          <w:b/>
+          <w:lang w:val="ru-RU"/>
+        </w:rPr>
+        <w:t xml:space="preserve"> и для чего он используется?</w:t>
       </w:r>
     </w:p>
     <w:p>
       <w:pPr>
-        <w:ind w:firstLine="0"/>
-        <w:rPr>
-          <w:lang w:val="ru-RU"/>
-        </w:rPr>
-      </w:pPr>
-      <w:r>
-        <w:rPr>
-          <w:b/>
-          <w:lang w:val="ru-RU"/>
-        </w:rPr>
-        <w:t xml:space="preserve">17. Каковы основные принципы работы с куками в </w:t>
-      </w:r>
-      <w:r>
-        <w:rPr>
-          <w:b/>
-        </w:rPr>
-        <w:t>HTTP</w:t>
-      </w:r>
-      <w:r>
-        <w:rPr>
-          <w:b/>
-          <w:lang w:val="ru-RU"/>
-        </w:rPr>
-        <w:t>?</w:t>
+        <w:rPr>
+          <w:lang w:val="ru-RU"/>
+        </w:rPr>
+      </w:pPr>
+      <w:r>
+        <w:t>Referer</w:t>
+      </w:r>
+      <w:r>
+        <w:rPr>
+          <w:lang w:val="ru-RU"/>
+        </w:rPr>
+        <w:t xml:space="preserve"> сообщает серверу адрес страницы, с которой был выполнен переход или запрос ресурса, если браузер передаёт это поле.</w:t>
       </w:r>
     </w:p>
     <w:p>
       <w:pPr>
-        <w:rPr>
-          <w:lang w:val="ru-RU"/>
-        </w:rPr>
-      </w:pPr>
-      <w:r>
-        <w:t>Cookie</w:t>
-      </w:r>
-      <w:r>
-        <w:rPr>
-          <w:lang w:val="ru-RU"/>
-        </w:rPr>
-        <w:t xml:space="preserve"> позволяет серверу передать браузеру небольшое значение, которое браузер сохраняет и может отправлять обратно с последующими запросами к соответст</w:t>
-      </w:r>
-      <w:r>
-        <w:rPr>
-          <w:lang w:val="ru-RU"/>
-        </w:rPr>
-        <w:t>вующему сайту.</w:t>
+        <w:ind w:firstLine="0"/>
+        <w:rPr>
+          <w:lang w:val="ru-RU"/>
+        </w:rPr>
+      </w:pPr>
+      <w:r>
+        <w:rPr>
+          <w:b/>
+          <w:lang w:val="ru-RU"/>
+        </w:rPr>
+        <w:t xml:space="preserve">17. Каковы основные принципы работы с куками в </w:t>
+      </w:r>
+      <w:r>
+        <w:rPr>
+          <w:b/>
+        </w:rPr>
+        <w:t>HTTP</w:t>
+      </w:r>
+      <w:r>
+        <w:rPr>
+          <w:b/>
+          <w:lang w:val="ru-RU"/>
+        </w:rPr>
+        <w:t>?</w:t>
       </w:r>
     </w:p>
     <w:p>
       <w:pPr>
-        <w:ind w:firstLine="0"/>
-        <w:rPr>
-          <w:lang w:val="ru-RU"/>
-        </w:rPr>
-      </w:pPr>
-      <w:r>
-        <w:rPr>
-          <w:b/>
-          <w:lang w:val="ru-RU"/>
-        </w:rPr>
-        <w:t xml:space="preserve">18. Что такое </w:t>
-      </w:r>
-      <w:r>
-        <w:rPr>
-          <w:b/>
-        </w:rPr>
-        <w:t>Content</w:t>
-      </w:r>
-      <w:r>
-        <w:rPr>
-          <w:b/>
-          <w:lang w:val="ru-RU"/>
-        </w:rPr>
-        <w:t>-</w:t>
-      </w:r>
-      <w:r>
-        <w:rPr>
-          <w:b/>
-        </w:rPr>
-        <w:t>Type</w:t>
-      </w:r>
-      <w:r>
-        <w:rPr>
-          <w:b/>
-          <w:lang w:val="ru-RU"/>
-        </w:rPr>
-        <w:t xml:space="preserve"> и как он влияет на обработку данных?</w:t>
+        <w:rPr>
+          <w:lang w:val="ru-RU"/>
+        </w:rPr>
+      </w:pPr>
+      <w:r>
+        <w:t>Cookie</w:t>
+      </w:r>
+      <w:r>
+        <w:rPr>
+          <w:lang w:val="ru-RU"/>
+        </w:rPr>
+        <w:t xml:space="preserve"> позволяет серверу передать браузеру небольшое значение, которое браузер сохраняет и может отправлять обратно с последующими запросами к соответствующему сайту.</w:t>
       </w:r>
     </w:p>
     <w:p>
       <w:pPr>
-        <w:rPr>
-          <w:lang w:val="ru-RU"/>
-        </w:rPr>
-      </w:pPr>
-      <w:r>
+        <w:ind w:firstLine="0"/>
+        <w:rPr>
+          <w:lang w:val="ru-RU"/>
+        </w:rPr>
+      </w:pPr>
+      <w:r>
+        <w:rPr>
+          <w:b/>
+          <w:lang w:val="ru-RU"/>
+        </w:rPr>
+        <w:t xml:space="preserve">18. Что такое </w:t>
+      </w:r>
+      <w:r>
+        <w:rPr>
+          <w:b/>
+        </w:rPr>
         <w:t>Content</w:t>
       </w:r>
       <w:r>
         <w:rPr>
+          <w:b/>
           <w:lang w:val="ru-RU"/>
         </w:rPr>
         <w:t>-</w:t>
       </w:r>
       <w:r>
+        <w:rPr>
+          <w:b/>
+        </w:rPr>
         <w:t>Type</w:t>
       </w:r>
       <w:r>
         <w:rPr>
-          <w:lang w:val="ru-RU"/>
-        </w:rPr>
-        <w:t xml:space="preserve"> определяет тип передаваемого содержимого. Например, </w:t>
-      </w:r>
-      <w:r>
-        <w:t>image</w:t>
-      </w:r>
-      <w:r>
-        <w:rPr>
-          <w:lang w:val="ru-RU"/>
-        </w:rPr>
-        <w:t>/</w:t>
-      </w:r>
-      <w:r>
-        <w:t>jpeg</w:t>
-      </w:r>
-      <w:r>
-        <w:rPr>
-          <w:lang w:val="ru-RU"/>
-        </w:rPr>
-        <w:t xml:space="preserve"> указывает, что тело ответа содержит изображение </w:t>
-      </w:r>
-      <w:r>
-        <w:t>JPEG</w:t>
-      </w:r>
-      <w:r>
-        <w:rPr>
-          <w:lang w:val="ru-RU"/>
-        </w:rPr>
-        <w:t>.</w:t>
+          <w:b/>
+          <w:lang w:val="ru-RU"/>
+        </w:rPr>
+        <w:t xml:space="preserve"> и как он влияет на обработку данных?</w:t>
       </w:r>
     </w:p>
     <w:p>
       <w:pPr>
-        <w:ind w:firstLine="0"/>
-        <w:rPr>
-          <w:lang w:val="ru-RU"/>
-        </w:rPr>
-      </w:pPr>
-      <w:r>
-        <w:rPr>
-          <w:b/>
-          <w:lang w:val="ru-RU"/>
-        </w:rPr>
-        <w:t xml:space="preserve">19. Как можно использовать </w:t>
-      </w:r>
-      <w:r>
-        <w:rPr>
-          <w:b/>
-        </w:rPr>
-        <w:t>Wireshark</w:t>
-      </w:r>
-      <w:r>
-        <w:rPr>
-          <w:b/>
-          <w:lang w:val="ru-RU"/>
-        </w:rPr>
-        <w:t xml:space="preserve"> для анализ</w:t>
-      </w:r>
-      <w:r>
-        <w:rPr>
-          <w:b/>
-          <w:lang w:val="ru-RU"/>
-        </w:rPr>
-        <w:t xml:space="preserve">а проблем с производительностью </w:t>
-      </w:r>
-      <w:r>
-        <w:rPr>
-          <w:b/>
-        </w:rPr>
-        <w:t>HTTP</w:t>
-      </w:r>
-      <w:r>
-        <w:rPr>
-          <w:b/>
-          <w:lang w:val="ru-RU"/>
-        </w:rPr>
-        <w:t>?</w:t>
+        <w:rPr>
+          <w:lang w:val="ru-RU"/>
+        </w:rPr>
+      </w:pPr>
+      <w:r>
+        <w:lastRenderedPageBreak/>
+        <w:t>Content</w:t>
+      </w:r>
+      <w:r>
+        <w:rPr>
+          <w:lang w:val="ru-RU"/>
+        </w:rPr>
+        <w:t>-</w:t>
+      </w:r>
+      <w:r>
+        <w:t>Type</w:t>
+      </w:r>
+      <w:r>
+        <w:rPr>
+          <w:lang w:val="ru-RU"/>
+        </w:rPr>
+        <w:t xml:space="preserve"> определяет тип передаваемого содержимого. Например, </w:t>
+      </w:r>
+      <w:r>
+        <w:t>image</w:t>
+      </w:r>
+      <w:r>
+        <w:rPr>
+          <w:lang w:val="ru-RU"/>
+        </w:rPr>
+        <w:t>/</w:t>
+      </w:r>
+      <w:r>
+        <w:t>jpeg</w:t>
+      </w:r>
+      <w:r>
+        <w:rPr>
+          <w:lang w:val="ru-RU"/>
+        </w:rPr>
+        <w:t xml:space="preserve"> указывает, что тело ответа содержит изображение </w:t>
+      </w:r>
+      <w:r>
+        <w:t>JPEG</w:t>
+      </w:r>
+      <w:r>
+        <w:rPr>
+          <w:lang w:val="ru-RU"/>
+        </w:rPr>
+        <w:t>.</w:t>
       </w:r>
     </w:p>
     <w:p>
       <w:pPr>
-        <w:rPr>
-          <w:lang w:val="ru-RU"/>
-        </w:rPr>
-      </w:pPr>
-      <w:r>
-        <w:rPr>
-          <w:lang w:val="ru-RU"/>
-        </w:rPr>
-        <w:t xml:space="preserve">В </w:t>
-      </w:r>
-      <w:r>
+        <w:ind w:firstLine="0"/>
+        <w:rPr>
+          <w:lang w:val="ru-RU"/>
+        </w:rPr>
+      </w:pPr>
+      <w:r>
+        <w:rPr>
+          <w:b/>
+          <w:lang w:val="ru-RU"/>
+        </w:rPr>
+        <w:t xml:space="preserve">19. Как можно использовать </w:t>
+      </w:r>
+      <w:r>
+        <w:rPr>
+          <w:b/>
+        </w:rPr>
         <w:t>Wireshark</w:t>
       </w:r>
       <w:r>
         <w:rPr>
-          <w:lang w:val="ru-RU"/>
-        </w:rPr>
-        <w:t xml:space="preserve"> можно анализировать последовательность запросов и ответов, их размеры, время между пакетами, статусы ответов и количество загружаемых ресурсов.</w:t>
+          <w:b/>
+          <w:lang w:val="ru-RU"/>
+        </w:rPr>
+        <w:t xml:space="preserve"> для анализа проблем с производительностью </w:t>
+      </w:r>
+      <w:r>
+        <w:rPr>
+          <w:b/>
+        </w:rPr>
+        <w:t>HTTP</w:t>
+      </w:r>
+      <w:r>
+        <w:rPr>
+          <w:b/>
+          <w:lang w:val="ru-RU"/>
+        </w:rPr>
+        <w:t>?</w:t>
       </w:r>
     </w:p>
     <w:p>
       <w:pPr>
-        <w:ind w:firstLine="0"/>
-        <w:rPr>
-          <w:lang w:val="ru-RU"/>
-        </w:rPr>
-      </w:pPr>
-      <w:r>
-        <w:rPr>
-          <w:b/>
-          <w:lang w:val="ru-RU"/>
-        </w:rPr>
-        <w:t xml:space="preserve">20. Что такое </w:t>
-      </w:r>
-      <w:r>
-        <w:rPr>
-          <w:b/>
-        </w:rPr>
-        <w:t>REST</w:t>
-      </w:r>
-      <w:r>
-        <w:rPr>
-          <w:b/>
-          <w:lang w:val="ru-RU"/>
-        </w:rPr>
-        <w:t xml:space="preserve"> и как он связан с </w:t>
-      </w:r>
-      <w:r>
-        <w:rPr>
-          <w:b/>
-        </w:rPr>
-        <w:t>HTTP</w:t>
-      </w:r>
-      <w:r>
-        <w:rPr>
-          <w:b/>
-          <w:lang w:val="ru-RU"/>
-        </w:rPr>
-        <w:t>?</w:t>
+        <w:rPr>
+          <w:lang w:val="ru-RU"/>
+        </w:rPr>
+      </w:pPr>
+      <w:r>
+        <w:rPr>
+          <w:lang w:val="ru-RU"/>
+        </w:rPr>
+        <w:t xml:space="preserve">В </w:t>
+      </w:r>
+      <w:r>
+        <w:t>Wireshark</w:t>
+      </w:r>
+      <w:r>
+        <w:rPr>
+          <w:lang w:val="ru-RU"/>
+        </w:rPr>
+        <w:t xml:space="preserve"> можно анализировать последовательность запросов и ответов, их размеры, время между пакетами, статусы ответов и количество загружаемых ресурсов.</w:t>
       </w:r>
     </w:p>
     <w:p>
       <w:pPr>
-        <w:rPr>
-          <w:lang w:val="ru-RU"/>
-        </w:rPr>
-      </w:pPr>
-      <w:r>
+        <w:ind w:firstLine="0"/>
+        <w:rPr>
+          <w:lang w:val="ru-RU"/>
+        </w:rPr>
+      </w:pPr>
+      <w:r>
+        <w:rPr>
+          <w:b/>
+          <w:lang w:val="ru-RU"/>
+        </w:rPr>
+        <w:t xml:space="preserve">20. Что такое </w:t>
+      </w:r>
+      <w:r>
+        <w:rPr>
+          <w:b/>
+        </w:rPr>
         <w:t>REST</w:t>
       </w:r>
       <w:r>
         <w:rPr>
-          <w:lang w:val="ru-RU"/>
-        </w:rPr>
-        <w:t xml:space="preserve"> — архитектурны</w:t>
-      </w:r>
-      <w:r>
-        <w:rPr>
-          <w:lang w:val="ru-RU"/>
-        </w:rPr>
-        <w:t xml:space="preserve">й стиль построения веб-сервисов, в котором ресурсы идентифицируются </w:t>
+          <w:b/>
+          <w:lang w:val="ru-RU"/>
+        </w:rPr>
+        <w:t xml:space="preserve"> и как он связан с </w:t>
+      </w:r>
+      <w:r>
+        <w:rPr>
+          <w:b/>
+        </w:rPr>
+        <w:t>HTTP</w:t>
+      </w:r>
+      <w:r>
+        <w:rPr>
+          <w:b/>
+          <w:lang w:val="ru-RU"/>
+        </w:rPr>
+        <w:t>?</w:t>
+      </w:r>
+    </w:p>
+    <w:p>
+      <w:pPr>
+        <w:rPr>
+          <w:lang w:val="ru-RU"/>
+        </w:rPr>
+      </w:pPr>
+      <w:r>
+        <w:t>REST</w:t>
+      </w:r>
+      <w:r>
+        <w:rPr>
+          <w:lang w:val="ru-RU"/>
+        </w:rPr>
+        <w:t xml:space="preserve"> — архитектурный стиль построения веб-сервисов, в котором ресурсы идентифицируются </w:t>
       </w:r>
       <w:r>
         <w:t>URI</w:t>
@@ -7051,7 +7012,7 @@
     <w:lsdException w:name="Table Web 2" w:semiHidden="1" w:unhideWhenUsed="1"/>
     <w:lsdException w:name="Table Web 3" w:semiHidden="1" w:unhideWhenUsed="1"/>
     <w:lsdException w:name="Balloon Text" w:semiHidden="1" w:unhideWhenUsed="1"/>
-    <w:lsdException w:name="Table Grid" w:semiHidden="1" w:uiPriority="59" w:unhideWhenUsed="1"/>
+    <w:lsdException w:name="Table Grid" w:uiPriority="59"/>
     <w:lsdException w:name="Table Theme" w:semiHidden="1" w:unhideWhenUsed="1"/>
     <w:lsdException w:name="Placeholder Text" w:semiHidden="1"/>
     <w:lsdException w:name="No Spacing" w:uiPriority="1" w:qFormat="1"/>
@@ -18689,7 +18650,7 @@
 </file>
 
 <file path=customXml/itemProps1.xml><?xml version="1.0" encoding="utf-8"?>
-<ds:datastoreItem xmlns:ds="http://schemas.openxmlformats.org/officeDocument/2006/customXml" ds:itemID="{F68DCF0E-7FF6-498E-B11C-C29C85D72DC9}">
+<ds:datastoreItem xmlns:ds="http://schemas.openxmlformats.org/officeDocument/2006/customXml" ds:itemID="{F7C79349-51B7-4D2E-B6BE-E1D526E247E5}">
   <ds:schemaRefs>
     <ds:schemaRef ds:uri="http://schemas.openxmlformats.org/officeDocument/2006/bibliography"/>
   </ds:schemaRefs>
